--- a/labs/lab011/report/report.docx
+++ b/labs/lab011/report/report.docx
@@ -257,7 +257,7 @@
       </w:r>
     </w:p>
     <w:bookmarkEnd w:id="22"/>
-    <w:bookmarkStart w:id="74" w:name="выполнение-лабораторной-работы"/>
+    <w:bookmarkStart w:id="97" w:name="выполнение-лабораторной-работы"/>
     <w:p>
       <w:pPr>
         <w:pStyle w:val="Heading1"/>
@@ -275,7 +275,7 @@
         <w:t xml:space="preserve">Выполнение лабораторной работы</w:t>
       </w:r>
     </w:p>
-    <w:bookmarkStart w:id="44" w:name="построение-модели-с-помощью-cpntools"/>
+    <w:bookmarkStart w:id="51" w:name="построение-модели-с-помощью-cpntools"/>
     <w:p>
       <w:pPr>
         <w:pStyle w:val="Heading2"/>
@@ -298,25 +298,87 @@
         <w:pStyle w:val="FirstParagraph"/>
       </w:pPr>
       <w:r>
-        <w:t xml:space="preserve">Будем использовать три отдельных листа: на первом листе опишем граф системы, на втором — генератор заявок, на третьем — сервер обработки</w:t>
-      </w:r>
-      <w:r>
-        <w:t xml:space="preserve"> </w:t>
-      </w:r>
-      <w:r>
-        <w:t xml:space="preserve">заявок.</w:t>
-      </w:r>
-      <w:r>
-        <w:t xml:space="preserve"> </w:t>
-      </w:r>
-      <w:r>
-        <w:t xml:space="preserve">Сеть имеет 2 позиции (очередь — Queue, обслуженные заявки — Complited)</w:t>
-      </w:r>
-      <w:r>
-        <w:t xml:space="preserve"> </w:t>
-      </w:r>
-      <w:r>
-        <w:t xml:space="preserve">и два перехода (генерировать заявку — Arrivals, передать заявку на обработку серверу — Server). Переходы имеют сложную иерархическую структуру, задаваемую</w:t>
+        <w:t xml:space="preserve">Будем использовать три отдельных листа: на первом листе опишем граф системы</w:t>
+      </w:r>
+      <w:r>
+        <w:t xml:space="preserve"> </w:t>
+      </w:r>
+      <w:r>
+        <w:t xml:space="preserve">(рис. 1), на втором — генератор заявок (рис. 2), на третьем — сервер обработки</w:t>
+      </w:r>
+      <w:r>
+        <w:t xml:space="preserve"> </w:t>
+      </w:r>
+      <w:r>
+        <w:t xml:space="preserve">заявок (рис. 3).</w:t>
+      </w:r>
+    </w:p>
+    <w:p>
+      <w:pPr>
+        <w:pStyle w:val="BodyText"/>
+      </w:pPr>
+      <w:r>
+        <w:t xml:space="preserve">Сеть имеет 2 позиции (очередь —</w:t>
+      </w:r>
+      <w:r>
+        <w:t xml:space="preserve"> </w:t>
+      </w:r>
+      <w:r>
+        <w:rPr>
+          <w:rStyle w:val="VerbatimChar"/>
+        </w:rPr>
+        <w:t xml:space="preserve">Queue</w:t>
+      </w:r>
+      <w:r>
+        <w:t xml:space="preserve">, обслуженные заявки —</w:t>
+      </w:r>
+      <w:r>
+        <w:t xml:space="preserve"> </w:t>
+      </w:r>
+      <w:r>
+        <w:rPr>
+          <w:rStyle w:val="VerbatimChar"/>
+        </w:rPr>
+        <w:t xml:space="preserve">Complited</w:t>
+      </w:r>
+      <w:r>
+        <w:t xml:space="preserve">)</w:t>
+      </w:r>
+      <w:r>
+        <w:t xml:space="preserve"> </w:t>
+      </w:r>
+      <w:r>
+        <w:t xml:space="preserve">и два перехода (генерировать заявку —</w:t>
+      </w:r>
+      <w:r>
+        <w:t xml:space="preserve"> </w:t>
+      </w:r>
+      <w:r>
+        <w:rPr>
+          <w:rStyle w:val="VerbatimChar"/>
+        </w:rPr>
+        <w:t xml:space="preserve">Arrivals</w:t>
+      </w:r>
+      <w:r>
+        <w:t xml:space="preserve">, передать заявку на обработку сер-</w:t>
+      </w:r>
+      <w:r>
+        <w:t xml:space="preserve"> </w:t>
+      </w:r>
+      <w:r>
+        <w:t xml:space="preserve">веру —</w:t>
+      </w:r>
+      <w:r>
+        <w:t xml:space="preserve"> </w:t>
+      </w:r>
+      <w:r>
+        <w:rPr>
+          <w:rStyle w:val="VerbatimChar"/>
+        </w:rPr>
+        <w:t xml:space="preserve">Server</w:t>
+      </w:r>
+      <w:r>
+        <w:t xml:space="preserve">). Переходы имеют сложную иерархическую структуру, задаваемую</w:t>
       </w:r>
       <w:r>
         <w:t xml:space="preserve"> </w:t>
@@ -328,7 +390,102 @@
         <w:t xml:space="preserve"> </w:t>
       </w:r>
       <w:r>
-        <w:t xml:space="preserve">Hierarchy) (рис. 1):</w:t>
+        <w:t xml:space="preserve">Hierarchy).</w:t>
+      </w:r>
+    </w:p>
+    <w:p>
+      <w:pPr>
+        <w:pStyle w:val="BodyText"/>
+      </w:pPr>
+      <w:r>
+        <w:t xml:space="preserve">Между переходом</w:t>
+      </w:r>
+      <w:r>
+        <w:t xml:space="preserve"> </w:t>
+      </w:r>
+      <w:r>
+        <w:rPr>
+          <w:rStyle w:val="VerbatimChar"/>
+        </w:rPr>
+        <w:t xml:space="preserve">Arrivals</w:t>
+      </w:r>
+      <w:r>
+        <w:t xml:space="preserve"> </w:t>
+      </w:r>
+      <w:r>
+        <w:t xml:space="preserve">и позицией</w:t>
+      </w:r>
+      <w:r>
+        <w:t xml:space="preserve"> </w:t>
+      </w:r>
+      <w:r>
+        <w:rPr>
+          <w:rStyle w:val="VerbatimChar"/>
+        </w:rPr>
+        <w:t xml:space="preserve">Queue</w:t>
+      </w:r>
+      <w:r>
+        <w:t xml:space="preserve">, а также между позицией</w:t>
+      </w:r>
+      <w:r>
+        <w:t xml:space="preserve"> </w:t>
+      </w:r>
+      <w:r>
+        <w:rPr>
+          <w:rStyle w:val="VerbatimChar"/>
+        </w:rPr>
+        <w:t xml:space="preserve">Queue</w:t>
+      </w:r>
+      <w:r>
+        <w:t xml:space="preserve"> </w:t>
+      </w:r>
+      <w:r>
+        <w:t xml:space="preserve">и переходом</w:t>
+      </w:r>
+      <w:r>
+        <w:t xml:space="preserve"> </w:t>
+      </w:r>
+      <w:r>
+        <w:rPr>
+          <w:rStyle w:val="VerbatimChar"/>
+        </w:rPr>
+        <w:t xml:space="preserve">Server</w:t>
+      </w:r>
+      <w:r>
+        <w:t xml:space="preserve"> </w:t>
+      </w:r>
+      <w:r>
+        <w:t xml:space="preserve">установлена дуплексная связь. Между переходом</w:t>
+      </w:r>
+      <w:r>
+        <w:t xml:space="preserve"> </w:t>
+      </w:r>
+      <w:r>
+        <w:rPr>
+          <w:rStyle w:val="VerbatimChar"/>
+        </w:rPr>
+        <w:t xml:space="preserve">Server</w:t>
+      </w:r>
+      <w:r>
+        <w:t xml:space="preserve"> </w:t>
+      </w:r>
+      <w:r>
+        <w:t xml:space="preserve">и позицией</w:t>
+      </w:r>
+      <w:r>
+        <w:t xml:space="preserve"> </w:t>
+      </w:r>
+      <w:r>
+        <w:rPr>
+          <w:rStyle w:val="VerbatimChar"/>
+        </w:rPr>
+        <w:t xml:space="preserve">Complited</w:t>
+      </w:r>
+      <w:r>
+        <w:t xml:space="preserve"> </w:t>
+      </w:r>
+      <w:r>
+        <w:t xml:space="preserve">— односторонняя связь.</w:t>
       </w:r>
     </w:p>
     <w:bookmarkStart w:id="26" w:name="fig:001"/>
@@ -393,357 +550,103 @@
         <w:pStyle w:val="BodyText"/>
       </w:pPr>
       <w:r>
-        <w:t xml:space="preserve">Зададим декларации системы.</w:t>
-      </w:r>
-      <w:r>
-        <w:t xml:space="preserve"> </w:t>
-      </w:r>
-      <w:r>
-        <w:t xml:space="preserve">Определим множества цветов системы (colorset):</w:t>
-      </w:r>
-      <w:r>
-        <w:t xml:space="preserve"> </w:t>
-      </w:r>
-      <w:r>
-        <w:t xml:space="preserve">- фишки типа UNIT определяют моменты времени;</w:t>
-      </w:r>
-      <w:r>
-        <w:t xml:space="preserve"> </w:t>
-      </w:r>
-      <w:r>
-        <w:t xml:space="preserve">- фишки типа INT определяют моменты поступления заявок в систему.</w:t>
-      </w:r>
-      <w:r>
-        <w:t xml:space="preserve"> </w:t>
-      </w:r>
-      <w:r>
-        <w:t xml:space="preserve">- фишки типа JobType определяют 2 типа заявок — A и B;</w:t>
-      </w:r>
-      <w:r>
-        <w:t xml:space="preserve"> </w:t>
-      </w:r>
-      <w:r>
-        <w:t xml:space="preserve">- кортеж Job имеет 2 поля: jobType определяет тип работы (соответственно име-</w:t>
-      </w:r>
-      <w:r>
-        <w:t xml:space="preserve"> </w:t>
-      </w:r>
-      <w:r>
-        <w:t xml:space="preserve">ет тип JobType, поле AT имеет тип INT и используется для хранения времени</w:t>
-      </w:r>
-      <w:r>
-        <w:t xml:space="preserve"> </w:t>
-      </w:r>
-      <w:r>
-        <w:t xml:space="preserve">нахождения заявки в системе;</w:t>
-      </w:r>
-      <w:r>
-        <w:t xml:space="preserve"> </w:t>
-      </w:r>
-      <w:r>
-        <w:t xml:space="preserve">- фишки Jobs — список заявок;</w:t>
-      </w:r>
-      <w:r>
-        <w:t xml:space="preserve"> </w:t>
-      </w:r>
-      <w:r>
-        <w:t xml:space="preserve">- фишки типа ServerxJob — определяют состояние сервера, занятого обработкой</w:t>
-      </w:r>
-      <w:r>
-        <w:t xml:space="preserve"> </w:t>
-      </w:r>
-      <w:r>
-        <w:t xml:space="preserve">заявок.</w:t>
-      </w:r>
-    </w:p>
-    <w:p>
-      <w:pPr>
-        <w:pStyle w:val="SourceCode"/>
-      </w:pPr>
-      <w:r>
-        <w:rPr>
-          <w:rStyle w:val="VerbatimChar"/>
-        </w:rPr>
-        <w:t xml:space="preserve">colset UNIT = unit timed;</w:t>
-      </w:r>
-      <w:r>
-        <w:br/>
-      </w:r>
-      <w:r>
-        <w:rPr>
-          <w:rStyle w:val="VerbatimChar"/>
-        </w:rPr>
-        <w:t xml:space="preserve">colset INT = int;</w:t>
-      </w:r>
-      <w:r>
-        <w:br/>
-      </w:r>
-      <w:r>
-        <w:rPr>
-          <w:rStyle w:val="VerbatimChar"/>
-        </w:rPr>
-        <w:t xml:space="preserve">colset Server = with server timed;</w:t>
-      </w:r>
-      <w:r>
-        <w:br/>
-      </w:r>
-      <w:r>
-        <w:rPr>
-          <w:rStyle w:val="VerbatimChar"/>
-        </w:rPr>
-        <w:t xml:space="preserve">colset JobType = with A | B;</w:t>
-      </w:r>
-      <w:r>
-        <w:br/>
-      </w:r>
-      <w:r>
-        <w:rPr>
-          <w:rStyle w:val="VerbatimChar"/>
-        </w:rPr>
-        <w:t xml:space="preserve">colset Job = record jobType : JobType *</w:t>
-      </w:r>
-      <w:r>
-        <w:br/>
-      </w:r>
-      <w:r>
-        <w:rPr>
-          <w:rStyle w:val="VerbatimChar"/>
-        </w:rPr>
-        <w:t xml:space="preserve">AT : INT;</w:t>
-      </w:r>
-      <w:r>
-        <w:br/>
-      </w:r>
-      <w:r>
-        <w:rPr>
-          <w:rStyle w:val="VerbatimChar"/>
-        </w:rPr>
-        <w:t xml:space="preserve">colset Jobs = list Job;</w:t>
-      </w:r>
-      <w:r>
-        <w:br/>
-      </w:r>
-      <w:r>
-        <w:rPr>
-          <w:rStyle w:val="VerbatimChar"/>
-        </w:rPr>
-        <w:t xml:space="preserve">colset ServerxJob = product Server * Job timed;</w:t>
-      </w:r>
-    </w:p>
-    <w:p>
-      <w:pPr>
-        <w:pStyle w:val="FirstParagraph"/>
-      </w:pPr>
-      <w:r>
-        <w:t xml:space="preserve">Переменные модели:</w:t>
-      </w:r>
-      <w:r>
-        <w:t xml:space="preserve"> </w:t>
-      </w:r>
-      <w:r>
-        <w:t xml:space="preserve">- proctime — определяет время обработки заявки;</w:t>
-      </w:r>
-      <w:r>
-        <w:t xml:space="preserve"> </w:t>
-      </w:r>
-      <w:r>
-        <w:t xml:space="preserve">- job — определяет тип заявки;</w:t>
-      </w:r>
-      <w:r>
-        <w:t xml:space="preserve"> </w:t>
-      </w:r>
-      <w:r>
-        <w:t xml:space="preserve">- jobs — определяет поступление заявок в очередь.</w:t>
-      </w:r>
-      <w:r>
-        <w:t xml:space="preserve"> </w:t>
-      </w:r>
-      <w:r>
-        <w:t xml:space="preserve">var proctime : INT;</w:t>
-      </w:r>
-      <w:r>
-        <w:t xml:space="preserve"> </w:t>
-      </w:r>
-      <w:r>
-        <w:t xml:space="preserve">var job: Job;</w:t>
-      </w:r>
-      <w:r>
-        <w:t xml:space="preserve"> </w:t>
-      </w:r>
-      <w:r>
-        <w:t xml:space="preserve">var jobs: Jobs;</w:t>
-      </w:r>
-      <w:r>
-        <w:t xml:space="preserve"> </w:t>
-      </w:r>
-      <w:r>
-        <w:t xml:space="preserve">Определим функции системы:</w:t>
-      </w:r>
-      <w:r>
-        <w:t xml:space="preserve"> </w:t>
-      </w:r>
-      <w:r>
-        <w:t xml:space="preserve">- функция expTime описывает генерацию целочисленных значений через интерва-</w:t>
-      </w:r>
-      <w:r>
-        <w:t xml:space="preserve"> </w:t>
-      </w:r>
-      <w:r>
-        <w:t xml:space="preserve">лы времени, распределённые по экспоненциальному закону;</w:t>
-      </w:r>
-      <w:r>
-        <w:t xml:space="preserve"> </w:t>
-      </w:r>
-      <w:r>
-        <w:t xml:space="preserve">- функция intTime преобразует текущее модельное время в целое число;</w:t>
-      </w:r>
-      <w:r>
-        <w:t xml:space="preserve"> </w:t>
-      </w:r>
-      <w:r>
-        <w:t xml:space="preserve">- функция newJob возвращает значение из набора Job — случайный выбор типа</w:t>
-      </w:r>
-      <w:r>
-        <w:t xml:space="preserve"> </w:t>
-      </w:r>
-      <w:r>
-        <w:t xml:space="preserve">заявки (A или B).</w:t>
-      </w:r>
-    </w:p>
-    <w:p>
-      <w:pPr>
-        <w:pStyle w:val="SourceCode"/>
-      </w:pPr>
-      <w:r>
-        <w:rPr>
-          <w:rStyle w:val="VerbatimChar"/>
-        </w:rPr>
-        <w:t xml:space="preserve">fun expTime (mean: int) =</w:t>
-      </w:r>
-      <w:r>
-        <w:br/>
-      </w:r>
-      <w:r>
-        <w:rPr>
-          <w:rStyle w:val="VerbatimChar"/>
-        </w:rPr>
-        <w:t xml:space="preserve">let</w:t>
-      </w:r>
-      <w:r>
-        <w:br/>
-      </w:r>
-      <w:r>
-        <w:rPr>
-          <w:rStyle w:val="VerbatimChar"/>
-        </w:rPr>
-        <w:t xml:space="preserve">val realMean = Real.fromInt mean</w:t>
-      </w:r>
-      <w:r>
-        <w:br/>
-      </w:r>
-      <w:r>
-        <w:rPr>
-          <w:rStyle w:val="VerbatimChar"/>
-        </w:rPr>
-        <w:t xml:space="preserve">val rv = exponential((1.0/realMean))</w:t>
-      </w:r>
-      <w:r>
-        <w:br/>
-      </w:r>
-      <w:r>
-        <w:rPr>
-          <w:rStyle w:val="VerbatimChar"/>
-        </w:rPr>
-        <w:t xml:space="preserve">in</w:t>
-      </w:r>
-      <w:r>
-        <w:br/>
-      </w:r>
-      <w:r>
-        <w:rPr>
-          <w:rStyle w:val="VerbatimChar"/>
-        </w:rPr>
-        <w:t xml:space="preserve">floor (rv+0.5)</w:t>
-      </w:r>
-      <w:r>
-        <w:br/>
-      </w:r>
-      <w:r>
-        <w:rPr>
-          <w:rStyle w:val="VerbatimChar"/>
-        </w:rPr>
-        <w:t xml:space="preserve">end;</w:t>
-      </w:r>
-      <w:r>
-        <w:br/>
-      </w:r>
-      <w:r>
-        <w:rPr>
-          <w:rStyle w:val="VerbatimChar"/>
-        </w:rPr>
-        <w:t xml:space="preserve">fun intTime() = IntInf.toInt (time());</w:t>
-      </w:r>
-      <w:r>
-        <w:br/>
-      </w:r>
-      <w:r>
-        <w:rPr>
-          <w:rStyle w:val="VerbatimChar"/>
-        </w:rPr>
-        <w:t xml:space="preserve">fun newJob() = {jobType = JobType.ran(),</w:t>
-      </w:r>
-      <w:r>
-        <w:br/>
-      </w:r>
-      <w:r>
-        <w:rPr>
-          <w:rStyle w:val="VerbatimChar"/>
-        </w:rPr>
-        <w:t xml:space="preserve">AT = intTime()}</w:t>
-      </w:r>
-    </w:p>
-    <w:p>
-      <w:pPr>
-        <w:pStyle w:val="FirstParagraph"/>
-      </w:pPr>
-      <w:r>
-        <w:t xml:space="preserve">Между переходом Arrivals и позицией Queue, а также между позицией Queue</w:t>
-      </w:r>
-      <w:r>
-        <w:t xml:space="preserve"> </w:t>
-      </w:r>
-      <w:r>
-        <w:t xml:space="preserve">и переходом Server установлена дуплексная связь. Между переходом Server и позицией Complited — односторонняя связь. Граф генератора заявок имеет 3 позиции (текущая заявка — Init, следующаязаявка — Next, очередь — Queue из листа System) и 2 перехода (Init — определяетраспределение поступления заявок по экспоненциальному закону с интенсивностью</w:t>
-      </w:r>
-      <w:r>
-        <w:t xml:space="preserve"> </w:t>
-      </w:r>
-      <w:r>
-        <w:t xml:space="preserve">100 заявок в единицу времени, Arrive — определяет поступление заявок в очередь)</w:t>
-      </w:r>
-      <w:r>
-        <w:t xml:space="preserve"> </w:t>
-      </w:r>
-      <w:r>
-        <w:t xml:space="preserve">На листе System (рис. 11.4):</w:t>
-      </w:r>
-      <w:r>
-        <w:t xml:space="preserve"> </w:t>
-      </w:r>
-      <w:r>
-        <w:t xml:space="preserve">- у позиции Queue множество цветов фишек — Jobs; начальная маркировка 1`[]</w:t>
-      </w:r>
-      <w:r>
-        <w:t xml:space="preserve"> </w:t>
-      </w:r>
-      <w:r>
-        <w:t xml:space="preserve">определяет, что изначально очередь пуста.</w:t>
-      </w:r>
-      <w:r>
-        <w:t xml:space="preserve"> </w:t>
-      </w:r>
-      <w:r>
-        <w:t xml:space="preserve">- у позиции Completed множество цветов фишек — Job.(рис. 2):</w:t>
+        <w:t xml:space="preserve">Граф генератора заявок имеет 3 позиции (текущая заявка —</w:t>
+      </w:r>
+      <w:r>
+        <w:t xml:space="preserve"> </w:t>
+      </w:r>
+      <w:r>
+        <w:rPr>
+          <w:rStyle w:val="VerbatimChar"/>
+        </w:rPr>
+        <w:t xml:space="preserve">Init</w:t>
+      </w:r>
+      <w:r>
+        <w:t xml:space="preserve">, следующая</w:t>
+      </w:r>
+      <w:r>
+        <w:t xml:space="preserve"> </w:t>
+      </w:r>
+      <w:r>
+        <w:t xml:space="preserve">заявка —</w:t>
+      </w:r>
+      <w:r>
+        <w:t xml:space="preserve"> </w:t>
+      </w:r>
+      <w:r>
+        <w:rPr>
+          <w:rStyle w:val="VerbatimChar"/>
+        </w:rPr>
+        <w:t xml:space="preserve">Next</w:t>
+      </w:r>
+      <w:r>
+        <w:t xml:space="preserve">, очередь —</w:t>
+      </w:r>
+      <w:r>
+        <w:t xml:space="preserve"> </w:t>
+      </w:r>
+      <w:r>
+        <w:rPr>
+          <w:rStyle w:val="VerbatimChar"/>
+        </w:rPr>
+        <w:t xml:space="preserve">Queue</w:t>
+      </w:r>
+      <w:r>
+        <w:t xml:space="preserve"> </w:t>
+      </w:r>
+      <w:r>
+        <w:t xml:space="preserve">из листа</w:t>
+      </w:r>
+      <w:r>
+        <w:t xml:space="preserve"> </w:t>
+      </w:r>
+      <w:r>
+        <w:rPr>
+          <w:rStyle w:val="VerbatimChar"/>
+        </w:rPr>
+        <w:t xml:space="preserve">System</w:t>
+      </w:r>
+      <w:r>
+        <w:t xml:space="preserve">) и 2 перехода (</w:t>
+      </w:r>
+      <w:r>
+        <w:rPr>
+          <w:rStyle w:val="VerbatimChar"/>
+        </w:rPr>
+        <w:t xml:space="preserve">Init</w:t>
+      </w:r>
+      <w:r>
+        <w:t xml:space="preserve"> </w:t>
+      </w:r>
+      <w:r>
+        <w:t xml:space="preserve">— определяет</w:t>
+      </w:r>
+      <w:r>
+        <w:t xml:space="preserve"> </w:t>
+      </w:r>
+      <w:r>
+        <w:t xml:space="preserve">распределение поступления заявок по экспоненциальному закону с интенсивностью</w:t>
+      </w:r>
+      <w:r>
+        <w:t xml:space="preserve"> </w:t>
+      </w:r>
+      <w:r>
+        <w:t xml:space="preserve">100 заявок в единицу времени,</w:t>
+      </w:r>
+      <w:r>
+        <w:t xml:space="preserve"> </w:t>
+      </w:r>
+      <w:r>
+        <w:rPr>
+          <w:rStyle w:val="VerbatimChar"/>
+        </w:rPr>
+        <w:t xml:space="preserve">Arrive</w:t>
+      </w:r>
+      <w:r>
+        <w:t xml:space="preserve"> </w:t>
+      </w:r>
+      <w:r>
+        <w:t xml:space="preserve">— определяет поступление заявок в очередь).</w:t>
       </w:r>
     </w:p>
     <w:bookmarkStart w:id="30" w:name="fig:002"/>
@@ -754,7 +657,7 @@
       <w:r>
         <w:drawing>
           <wp:inline>
-            <wp:extent cx="3733800" cy="1820689"/>
+            <wp:extent cx="3733800" cy="1715431"/>
             <wp:effectExtent b="0" l="0" r="0" t="0"/>
             <wp:docPr descr="Рис. 2: Граф генератора заявок системы" title="" id="28" name="Picture"/>
             <a:graphic>
@@ -775,7 +678,7 @@
                   <pic:spPr bwMode="auto">
                     <a:xfrm>
                       <a:off x="0" y="0"/>
-                      <a:ext cx="3733800" cy="1820689"/>
+                      <a:ext cx="3733800" cy="1715431"/>
                     </a:xfrm>
                     <a:prstGeom prst="rect">
                       <a:avLst/>
@@ -808,119 +711,118 @@
         <w:pStyle w:val="BodyText"/>
       </w:pPr>
       <w:r>
-        <w:t xml:space="preserve">На листе Arrivals (рис. 11.5):</w:t>
-      </w:r>
-      <w:r>
-        <w:t xml:space="preserve"> </w:t>
-      </w:r>
-      <w:r>
-        <w:t xml:space="preserve">- у позиции Init: множество цветов фишек — UNIT; начальная маркировка 1`()</w:t>
-      </w:r>
-      <w:r>
-        <w:t xml:space="preserve">[</w:t>
-      </w:r>
-      <w:r>
-        <w:rPr>
-          <w:b/>
-          <w:bCs/>
-        </w:rPr>
-        <w:t xml:space="preserve">0?</w:t>
-      </w:r>
-      <w:r>
-        <w:t xml:space="preserve">]</w:t>
-      </w:r>
-      <w:r>
-        <w:t xml:space="preserve"> </w:t>
-      </w:r>
-      <w:r>
-        <w:t xml:space="preserve">определяет, что поступление заявок в систему начинается с нулевого момента</w:t>
-      </w:r>
-      <w:r>
-        <w:t xml:space="preserve"> </w:t>
-      </w:r>
-      <w:r>
-        <w:t xml:space="preserve">времени;</w:t>
-      </w:r>
-      <w:r>
-        <w:t xml:space="preserve"> </w:t>
-      </w:r>
-      <w:r>
-        <w:t xml:space="preserve">- у позиции Next: множество цветов фишек — UNIT;</w:t>
-      </w:r>
-      <w:r>
-        <w:t xml:space="preserve"> </w:t>
-      </w:r>
-      <w:r>
-        <w:t xml:space="preserve">- на дуге от позиции Init к переходу Init выражение () задаёт генерацию заявок;</w:t>
-      </w:r>
-      <w:r>
-        <w:t xml:space="preserve"> </w:t>
-      </w:r>
-      <w:r>
-        <w:t xml:space="preserve">- на дуге от переходов Init и Arrive к позиции Next выражение</w:t>
-      </w:r>
-      <w:r>
-        <w:t xml:space="preserve"> </w:t>
-      </w:r>
-      <w:r>
-        <w:t xml:space="preserve">()@+expTime(100) задаёт экспоненциальное распределение времени между</w:t>
-      </w:r>
-      <w:r>
-        <w:t xml:space="preserve"> </w:t>
-      </w:r>
-      <w:r>
-        <w:t xml:space="preserve">поступлениями заявок;</w:t>
-      </w:r>
-      <w:r>
-        <w:t xml:space="preserve"> </w:t>
-      </w:r>
-      <w:r>
-        <w:t xml:space="preserve">- на дуге от позиции Next к переходу Arrive выражение () задаёт перемещение</w:t>
-      </w:r>
-      <w:r>
-        <w:t xml:space="preserve"> </w:t>
-      </w:r>
-      <w:r>
-        <w:t xml:space="preserve">фишки;</w:t>
-      </w:r>
-      <w:r>
-        <w:t xml:space="preserve"> </w:t>
-      </w:r>
-      <w:r>
-        <w:t xml:space="preserve">- на дуге от перехода Arrive к позиции Queue выражение jobs^</w:t>
-      </w:r>
-      <w:r>
-        <w:rPr>
-          <w:rStyle w:val="FootnoteReference"/>
-        </w:rPr>
-        <w:footnoteReference w:id="31"/>
-      </w:r>
-      <w:r>
-        <w:t xml:space="preserve"> </w:t>
-      </w:r>
-      <w:r>
-        <w:t xml:space="preserve">задает</w:t>
-      </w:r>
-      <w:r>
-        <w:t xml:space="preserve"> </w:t>
-      </w:r>
-      <w:r>
-        <w:t xml:space="preserve">поступление заявки в очередь;</w:t>
-      </w:r>
-      <w:r>
-        <w:t xml:space="preserve"> </w:t>
-      </w:r>
-      <w:r>
-        <w:t xml:space="preserve">- на дуге от позиции Queue к переходу Arrive выражение jobs задаёт обратную</w:t>
-      </w:r>
-      <w:r>
-        <w:t xml:space="preserve"> </w:t>
-      </w:r>
-      <w:r>
-        <w:t xml:space="preserve">связь.</w:t>
-      </w:r>
-    </w:p>
-    <w:bookmarkStart w:id="35" w:name="fig:003"/>
+        <w:t xml:space="preserve">Граф процесса обработки заявок на сервере имеет 4 позиции (</w:t>
+      </w:r>
+      <w:r>
+        <w:rPr>
+          <w:rStyle w:val="VerbatimChar"/>
+        </w:rPr>
+        <w:t xml:space="preserve">Busy</w:t>
+      </w:r>
+      <w:r>
+        <w:t xml:space="preserve"> </w:t>
+      </w:r>
+      <w:r>
+        <w:t xml:space="preserve">— сервер</w:t>
+      </w:r>
+      <w:r>
+        <w:t xml:space="preserve"> </w:t>
+      </w:r>
+      <w:r>
+        <w:t xml:space="preserve">занят,</w:t>
+      </w:r>
+      <w:r>
+        <w:t xml:space="preserve"> </w:t>
+      </w:r>
+      <w:r>
+        <w:rPr>
+          <w:rStyle w:val="VerbatimChar"/>
+        </w:rPr>
+        <w:t xml:space="preserve">Idle</w:t>
+      </w:r>
+      <w:r>
+        <w:t xml:space="preserve"> </w:t>
+      </w:r>
+      <w:r>
+        <w:t xml:space="preserve">— сервер в режиме ожидания,</w:t>
+      </w:r>
+      <w:r>
+        <w:t xml:space="preserve"> </w:t>
+      </w:r>
+      <w:r>
+        <w:rPr>
+          <w:rStyle w:val="VerbatimChar"/>
+        </w:rPr>
+        <w:t xml:space="preserve">Queue</w:t>
+      </w:r>
+      <w:r>
+        <w:t xml:space="preserve"> </w:t>
+      </w:r>
+      <w:r>
+        <w:t xml:space="preserve">и</w:t>
+      </w:r>
+      <w:r>
+        <w:t xml:space="preserve"> </w:t>
+      </w:r>
+      <w:r>
+        <w:rPr>
+          <w:rStyle w:val="VerbatimChar"/>
+        </w:rPr>
+        <w:t xml:space="preserve">Complited</w:t>
+      </w:r>
+      <w:r>
+        <w:t xml:space="preserve"> </w:t>
+      </w:r>
+      <w:r>
+        <w:t xml:space="preserve">из листа</w:t>
+      </w:r>
+      <w:r>
+        <w:t xml:space="preserve"> </w:t>
+      </w:r>
+      <w:r>
+        <w:rPr>
+          <w:rStyle w:val="VerbatimChar"/>
+        </w:rPr>
+        <w:t xml:space="preserve">System</w:t>
+      </w:r>
+      <w:r>
+        <w:t xml:space="preserve">) и 2</w:t>
+      </w:r>
+      <w:r>
+        <w:t xml:space="preserve"> </w:t>
+      </w:r>
+      <w:r>
+        <w:t xml:space="preserve">перехода (</w:t>
+      </w:r>
+      <w:r>
+        <w:rPr>
+          <w:rStyle w:val="VerbatimChar"/>
+        </w:rPr>
+        <w:t xml:space="preserve">Start</w:t>
+      </w:r>
+      <w:r>
+        <w:t xml:space="preserve"> </w:t>
+      </w:r>
+      <w:r>
+        <w:t xml:space="preserve">— начать обработку заявки,</w:t>
+      </w:r>
+      <w:r>
+        <w:t xml:space="preserve"> </w:t>
+      </w:r>
+      <w:r>
+        <w:rPr>
+          <w:rStyle w:val="VerbatimChar"/>
+        </w:rPr>
+        <w:t xml:space="preserve">Stop</w:t>
+      </w:r>
+      <w:r>
+        <w:t xml:space="preserve"> </w:t>
+      </w:r>
+      <w:r>
+        <w:t xml:space="preserve">— закончить обработку заявки).</w:t>
+      </w:r>
+    </w:p>
+    <w:bookmarkStart w:id="34" w:name="fig:003"/>
     <w:p>
       <w:pPr>
         <w:pStyle w:val="CaptionedFigure"/>
@@ -928,20 +830,20 @@
       <w:r>
         <w:drawing>
           <wp:inline>
-            <wp:extent cx="3733800" cy="1144095"/>
+            <wp:extent cx="3733800" cy="1715431"/>
             <wp:effectExtent b="0" l="0" r="0" t="0"/>
-            <wp:docPr descr="Рис. 3: Параметры элементов генератора заявок системы" title="" id="33" name="Picture"/>
+            <wp:docPr descr="Рис. 3: Граф процесса обработки заявок на сервере системы" title="" id="32" name="Picture"/>
             <a:graphic>
               <a:graphicData uri="http://schemas.openxmlformats.org/drawingml/2006/picture">
                 <pic:pic>
                   <pic:nvPicPr>
-                    <pic:cNvPr descr="image/3.png" id="34" name="Picture"/>
+                    <pic:cNvPr descr="image/3.png" id="33" name="Picture"/>
                     <pic:cNvPicPr>
                       <a:picLocks noChangeArrowheads="1" noChangeAspect="1"/>
                     </pic:cNvPicPr>
                   </pic:nvPicPr>
                   <pic:blipFill>
-                    <a:blip r:embed="rId32"/>
+                    <a:blip r:embed="rId31"/>
                     <a:stretch>
                       <a:fillRect/>
                     </a:stretch>
@@ -949,7 +851,7 @@
                   <pic:spPr bwMode="auto">
                     <a:xfrm>
                       <a:off x="0" y="0"/>
-                      <a:ext cx="3733800" cy="1144095"/>
+                      <a:ext cx="3733800" cy="1715431"/>
                     </a:xfrm>
                     <a:prstGeom prst="rect">
                       <a:avLst/>
@@ -973,151 +875,418 @@
         <w:pStyle w:val="ImageCaption"/>
       </w:pPr>
       <w:r>
-        <w:t xml:space="preserve">Рис. 3: Параметры элементов генератора заявок системы</w:t>
-      </w:r>
-    </w:p>
-    <w:bookmarkEnd w:id="35"/>
+        <w:t xml:space="preserve">Рис. 3: Граф процесса обработки заявок на сервере системы</w:t>
+      </w:r>
+    </w:p>
+    <w:bookmarkEnd w:id="34"/>
     <w:p>
       <w:pPr>
         <w:pStyle w:val="BodyText"/>
       </w:pPr>
       <w:r>
-        <w:t xml:space="preserve">Граф процесса обработки заявок на сервере имеет 4 позиции (Busy — сервер</w:t>
-      </w:r>
-      <w:r>
-        <w:t xml:space="preserve"> </w:t>
-      </w:r>
-      <w:r>
-        <w:t xml:space="preserve">занят, Idle — сервер в режиме ожидания, Queue и Complited из листа System) и 2</w:t>
-      </w:r>
-      <w:r>
-        <w:t xml:space="preserve"> </w:t>
-      </w:r>
-      <w:r>
-        <w:t xml:space="preserve">перехода (Start — начать обработку заявки, Stop — закончить обработку заявки)</w:t>
-      </w:r>
-      <w:r>
-        <w:t xml:space="preserve"> </w:t>
-      </w:r>
-      <w:r>
-        <w:t xml:space="preserve">На листе Server:</w:t>
-      </w:r>
-      <w:r>
-        <w:t xml:space="preserve"> </w:t>
-      </w:r>
-      <w:r>
-        <w:t xml:space="preserve">- у позиции Busy: множество цветов фишек — Server, начальное значение маркировки — 1`server@0 определяет, что изначально на сервере нет заявок на</w:t>
-      </w:r>
-      <w:r>
-        <w:t xml:space="preserve"> </w:t>
-      </w:r>
-      <w:r>
-        <w:t xml:space="preserve">обслуживание;</w:t>
-      </w:r>
-      <w:r>
-        <w:t xml:space="preserve"> </w:t>
-      </w:r>
-      <w:r>
-        <w:t xml:space="preserve">- у позиции Idle: множество цветов фишек — ServerxJob;</w:t>
-      </w:r>
-      <w:r>
-        <w:t xml:space="preserve"> </w:t>
-      </w:r>
-      <w:r>
-        <w:t xml:space="preserve">- переход Start имеет сегмент кода</w:t>
-      </w:r>
-      <w:r>
-        <w:t xml:space="preserve"> </w:t>
-      </w:r>
-      <w:r>
-        <w:t xml:space="preserve">output (proctime); action expTime(90); определяющий, что время обслуживания заявки распределено по экспоненциальному закону со средним</w:t>
-      </w:r>
-      <w:r>
-        <w:t xml:space="preserve"> </w:t>
-      </w:r>
-      <w:r>
-        <w:t xml:space="preserve">временем обработки в 90 единиц времени;</w:t>
-      </w:r>
-      <w:r>
-        <w:t xml:space="preserve"> </w:t>
-      </w:r>
-      <w:r>
-        <w:t xml:space="preserve">- на дуге от позиции Queue к переходу Start выражение job::jobs определяет,</w:t>
-      </w:r>
-      <w:r>
-        <w:t xml:space="preserve"> </w:t>
-      </w:r>
-      <w:r>
-        <w:t xml:space="preserve">что сервер может начать обработку заявки, если в очереди есть хотя бы одна</w:t>
-      </w:r>
-      <w:r>
-        <w:t xml:space="preserve"> </w:t>
-      </w:r>
-      <w:r>
-        <w:t xml:space="preserve">заявка;</w:t>
-      </w:r>
-      <w:r>
-        <w:t xml:space="preserve"> </w:t>
-      </w:r>
-      <w:r>
-        <w:t xml:space="preserve">- на дуге от перехода Start к позиции Busy выражение</w:t>
-      </w:r>
-      <w:r>
-        <w:t xml:space="preserve"> </w:t>
-      </w:r>
-      <w:r>
-        <w:t xml:space="preserve">(server,job)@+proctime запускает функцию расчёта времени обработки заявки на сервере;</w:t>
-      </w:r>
-      <w:r>
-        <w:t xml:space="preserve"> </w:t>
-      </w:r>
-      <w:r>
-        <w:t xml:space="preserve">- на дуге от позиции Busy к переходу Stop выражение (server,job) говорит</w:t>
-      </w:r>
-      <w:r>
-        <w:t xml:space="preserve"> </w:t>
-      </w:r>
-      <w:r>
-        <w:t xml:space="preserve">о завершении обработки заявки на сервере;</w:t>
-      </w:r>
-      <w:r>
-        <w:t xml:space="preserve"> </w:t>
-      </w:r>
-      <w:r>
-        <w:t xml:space="preserve">- на дуге от перехода Stop к позиции Completed выражение job показывает, что</w:t>
-      </w:r>
-      <w:r>
-        <w:t xml:space="preserve"> </w:t>
-      </w:r>
-      <w:r>
-        <w:t xml:space="preserve">заявка считается обслуженной;</w:t>
-      </w:r>
-      <w:r>
-        <w:t xml:space="preserve"> </w:t>
-      </w:r>
-      <w:r>
-        <w:t xml:space="preserve">- выражение server на дугах от и к позиции Idle определяет изменение состояние</w:t>
-      </w:r>
-      <w:r>
-        <w:t xml:space="preserve"> </w:t>
-      </w:r>
-      <w:r>
-        <w:t xml:space="preserve">сервера (обрабатывает заявки или ожидает);</w:t>
-      </w:r>
-      <w:r>
-        <w:t xml:space="preserve"> </w:t>
-      </w:r>
-      <w:r>
-        <w:t xml:space="preserve">- на дуге от перехода Start к позиции Queue выражение jobs задаёт обратную</w:t>
-      </w:r>
-      <w:r>
-        <w:t xml:space="preserve"> </w:t>
-      </w:r>
-      <w:r>
-        <w:t xml:space="preserve">связь.(рис. 4):</w:t>
-      </w:r>
-    </w:p>
-    <w:bookmarkStart w:id="39" w:name="fig:004"/>
+        <w:t xml:space="preserve">Зададим декларации системы (рис. 4).</w:t>
+      </w:r>
+    </w:p>
+    <w:p>
+      <w:pPr>
+        <w:pStyle w:val="BodyText"/>
+      </w:pPr>
+      <w:r>
+        <w:t xml:space="preserve">Определим множества цветов системы (colorset):</w:t>
+      </w:r>
+    </w:p>
+    <w:p>
+      <w:pPr>
+        <w:pStyle w:val="Compact"/>
+        <w:numPr>
+          <w:ilvl w:val="0"/>
+          <w:numId w:val="1002"/>
+        </w:numPr>
+      </w:pPr>
+      <w:r>
+        <w:t xml:space="preserve">фишки типа</w:t>
+      </w:r>
+      <w:r>
+        <w:t xml:space="preserve"> </w:t>
+      </w:r>
+      <w:r>
+        <w:rPr>
+          <w:rStyle w:val="VerbatimChar"/>
+        </w:rPr>
+        <w:t xml:space="preserve">UNIT</w:t>
+      </w:r>
+      <w:r>
+        <w:t xml:space="preserve"> </w:t>
+      </w:r>
+      <w:r>
+        <w:t xml:space="preserve">определяют моменты времени;</w:t>
+      </w:r>
+    </w:p>
+    <w:p>
+      <w:pPr>
+        <w:pStyle w:val="Compact"/>
+        <w:numPr>
+          <w:ilvl w:val="0"/>
+          <w:numId w:val="1002"/>
+        </w:numPr>
+      </w:pPr>
+      <w:r>
+        <w:t xml:space="preserve">фишки типа</w:t>
+      </w:r>
+      <w:r>
+        <w:t xml:space="preserve"> </w:t>
+      </w:r>
+      <w:r>
+        <w:rPr>
+          <w:rStyle w:val="VerbatimChar"/>
+        </w:rPr>
+        <w:t xml:space="preserve">INT</w:t>
+      </w:r>
+      <w:r>
+        <w:t xml:space="preserve"> </w:t>
+      </w:r>
+      <w:r>
+        <w:t xml:space="preserve">определяют моменты поступления заявок в систему.</w:t>
+      </w:r>
+    </w:p>
+    <w:p>
+      <w:pPr>
+        <w:pStyle w:val="Compact"/>
+        <w:numPr>
+          <w:ilvl w:val="0"/>
+          <w:numId w:val="1002"/>
+        </w:numPr>
+      </w:pPr>
+      <w:r>
+        <w:t xml:space="preserve">фишки типа</w:t>
+      </w:r>
+      <w:r>
+        <w:t xml:space="preserve"> </w:t>
+      </w:r>
+      <w:r>
+        <w:rPr>
+          <w:rStyle w:val="VerbatimChar"/>
+        </w:rPr>
+        <w:t xml:space="preserve">JobType</w:t>
+      </w:r>
+      <w:r>
+        <w:t xml:space="preserve"> </w:t>
+      </w:r>
+      <w:r>
+        <w:t xml:space="preserve">определяют 2 типа заявок — A и B;</w:t>
+      </w:r>
+    </w:p>
+    <w:p>
+      <w:pPr>
+        <w:pStyle w:val="Compact"/>
+        <w:numPr>
+          <w:ilvl w:val="0"/>
+          <w:numId w:val="1002"/>
+        </w:numPr>
+      </w:pPr>
+      <w:r>
+        <w:t xml:space="preserve">кортеж</w:t>
+      </w:r>
+      <w:r>
+        <w:t xml:space="preserve"> </w:t>
+      </w:r>
+      <w:r>
+        <w:rPr>
+          <w:rStyle w:val="VerbatimChar"/>
+        </w:rPr>
+        <w:t xml:space="preserve">Job</w:t>
+      </w:r>
+      <w:r>
+        <w:t xml:space="preserve"> </w:t>
+      </w:r>
+      <w:r>
+        <w:t xml:space="preserve">имеет 2 поля: jobType определяет тип работы (соответственно имеет тип</w:t>
+      </w:r>
+      <w:r>
+        <w:t xml:space="preserve"> </w:t>
+      </w:r>
+      <w:r>
+        <w:rPr>
+          <w:rStyle w:val="VerbatimChar"/>
+        </w:rPr>
+        <w:t xml:space="preserve">JobType</w:t>
+      </w:r>
+      <w:r>
+        <w:t xml:space="preserve">, поле</w:t>
+      </w:r>
+      <w:r>
+        <w:t xml:space="preserve"> </w:t>
+      </w:r>
+      <w:r>
+        <w:rPr>
+          <w:rStyle w:val="VerbatimChar"/>
+        </w:rPr>
+        <w:t xml:space="preserve">AT</w:t>
+      </w:r>
+      <w:r>
+        <w:t xml:space="preserve"> </w:t>
+      </w:r>
+      <w:r>
+        <w:t xml:space="preserve">имеет тип</w:t>
+      </w:r>
+      <w:r>
+        <w:t xml:space="preserve"> </w:t>
+      </w:r>
+      <w:r>
+        <w:rPr>
+          <w:rStyle w:val="VerbatimChar"/>
+        </w:rPr>
+        <w:t xml:space="preserve">INT</w:t>
+      </w:r>
+      <w:r>
+        <w:t xml:space="preserve"> </w:t>
+      </w:r>
+      <w:r>
+        <w:t xml:space="preserve">и используется для хранения времени нахождения заявки в системе);</w:t>
+      </w:r>
+    </w:p>
+    <w:p>
+      <w:pPr>
+        <w:pStyle w:val="Compact"/>
+        <w:numPr>
+          <w:ilvl w:val="0"/>
+          <w:numId w:val="1002"/>
+        </w:numPr>
+      </w:pPr>
+      <w:r>
+        <w:t xml:space="preserve">фишки</w:t>
+      </w:r>
+      <w:r>
+        <w:t xml:space="preserve"> </w:t>
+      </w:r>
+      <w:r>
+        <w:rPr>
+          <w:rStyle w:val="VerbatimChar"/>
+        </w:rPr>
+        <w:t xml:space="preserve">Jobs</w:t>
+      </w:r>
+      <w:r>
+        <w:t xml:space="preserve"> </w:t>
+      </w:r>
+      <w:r>
+        <w:t xml:space="preserve">— список заявок;</w:t>
+      </w:r>
+    </w:p>
+    <w:p>
+      <w:pPr>
+        <w:pStyle w:val="Compact"/>
+        <w:numPr>
+          <w:ilvl w:val="0"/>
+          <w:numId w:val="1002"/>
+        </w:numPr>
+      </w:pPr>
+      <w:r>
+        <w:t xml:space="preserve">фишки типа</w:t>
+      </w:r>
+      <w:r>
+        <w:t xml:space="preserve"> </w:t>
+      </w:r>
+      <w:r>
+        <w:rPr>
+          <w:rStyle w:val="VerbatimChar"/>
+        </w:rPr>
+        <w:t xml:space="preserve">ServerxJob</w:t>
+      </w:r>
+      <w:r>
+        <w:t xml:space="preserve"> </w:t>
+      </w:r>
+      <w:r>
+        <w:t xml:space="preserve">— определяют состояние сервера, занятого обработкой</w:t>
+      </w:r>
+      <w:r>
+        <w:t xml:space="preserve"> </w:t>
+      </w:r>
+      <w:r>
+        <w:t xml:space="preserve">заявок.</w:t>
+      </w:r>
+    </w:p>
+    <w:p>
+      <w:pPr>
+        <w:pStyle w:val="FirstParagraph"/>
+      </w:pPr>
+      <w:r>
+        <w:t xml:space="preserve">Переменные модели:</w:t>
+      </w:r>
+    </w:p>
+    <w:p>
+      <w:pPr>
+        <w:pStyle w:val="Compact"/>
+        <w:numPr>
+          <w:ilvl w:val="0"/>
+          <w:numId w:val="1003"/>
+        </w:numPr>
+      </w:pPr>
+      <w:r>
+        <w:rPr>
+          <w:rStyle w:val="VerbatimChar"/>
+        </w:rPr>
+        <w:t xml:space="preserve">proctime</w:t>
+      </w:r>
+      <w:r>
+        <w:t xml:space="preserve"> </w:t>
+      </w:r>
+      <w:r>
+        <w:t xml:space="preserve">— определяет время обработки заявки;</w:t>
+      </w:r>
+    </w:p>
+    <w:p>
+      <w:pPr>
+        <w:pStyle w:val="Compact"/>
+        <w:numPr>
+          <w:ilvl w:val="0"/>
+          <w:numId w:val="1003"/>
+        </w:numPr>
+      </w:pPr>
+      <w:r>
+        <w:rPr>
+          <w:rStyle w:val="VerbatimChar"/>
+        </w:rPr>
+        <w:t xml:space="preserve">job</w:t>
+      </w:r>
+      <w:r>
+        <w:t xml:space="preserve"> </w:t>
+      </w:r>
+      <w:r>
+        <w:t xml:space="preserve">— определяет тип заявки;</w:t>
+      </w:r>
+    </w:p>
+    <w:p>
+      <w:pPr>
+        <w:pStyle w:val="Compact"/>
+        <w:numPr>
+          <w:ilvl w:val="0"/>
+          <w:numId w:val="1003"/>
+        </w:numPr>
+      </w:pPr>
+      <w:r>
+        <w:rPr>
+          <w:rStyle w:val="VerbatimChar"/>
+        </w:rPr>
+        <w:t xml:space="preserve">jobs</w:t>
+      </w:r>
+      <w:r>
+        <w:t xml:space="preserve"> </w:t>
+      </w:r>
+      <w:r>
+        <w:t xml:space="preserve">— определяет поступление заявок в очередь.</w:t>
+      </w:r>
+    </w:p>
+    <w:p>
+      <w:pPr>
+        <w:pStyle w:val="FirstParagraph"/>
+      </w:pPr>
+      <w:r>
+        <w:t xml:space="preserve">Определим функции системы:</w:t>
+      </w:r>
+    </w:p>
+    <w:p>
+      <w:pPr>
+        <w:pStyle w:val="Compact"/>
+        <w:numPr>
+          <w:ilvl w:val="0"/>
+          <w:numId w:val="1004"/>
+        </w:numPr>
+      </w:pPr>
+      <w:r>
+        <w:t xml:space="preserve">функция</w:t>
+      </w:r>
+      <w:r>
+        <w:t xml:space="preserve"> </w:t>
+      </w:r>
+      <w:r>
+        <w:rPr>
+          <w:rStyle w:val="VerbatimChar"/>
+        </w:rPr>
+        <w:t xml:space="preserve">expTime</w:t>
+      </w:r>
+      <w:r>
+        <w:t xml:space="preserve"> </w:t>
+      </w:r>
+      <w:r>
+        <w:t xml:space="preserve">описывает генерацию целочисленных значений через интервалы времени, распределённые по экспоненциальному закону;</w:t>
+      </w:r>
+    </w:p>
+    <w:p>
+      <w:pPr>
+        <w:pStyle w:val="Compact"/>
+        <w:numPr>
+          <w:ilvl w:val="0"/>
+          <w:numId w:val="1004"/>
+        </w:numPr>
+      </w:pPr>
+      <w:r>
+        <w:t xml:space="preserve">функция</w:t>
+      </w:r>
+      <w:r>
+        <w:t xml:space="preserve"> </w:t>
+      </w:r>
+      <w:r>
+        <w:rPr>
+          <w:rStyle w:val="VerbatimChar"/>
+        </w:rPr>
+        <w:t xml:space="preserve">intTime</w:t>
+      </w:r>
+      <w:r>
+        <w:t xml:space="preserve"> </w:t>
+      </w:r>
+      <w:r>
+        <w:t xml:space="preserve">преобразует текущее модельное время в целое число;</w:t>
+      </w:r>
+    </w:p>
+    <w:p>
+      <w:pPr>
+        <w:pStyle w:val="Compact"/>
+        <w:numPr>
+          <w:ilvl w:val="0"/>
+          <w:numId w:val="1004"/>
+        </w:numPr>
+      </w:pPr>
+      <w:r>
+        <w:t xml:space="preserve">функция</w:t>
+      </w:r>
+      <w:r>
+        <w:t xml:space="preserve"> </w:t>
+      </w:r>
+      <w:r>
+        <w:rPr>
+          <w:rStyle w:val="VerbatimChar"/>
+        </w:rPr>
+        <w:t xml:space="preserve">newJob</w:t>
+      </w:r>
+      <w:r>
+        <w:t xml:space="preserve"> </w:t>
+      </w:r>
+      <w:r>
+        <w:t xml:space="preserve">возвращает значение из набора</w:t>
+      </w:r>
+      <w:r>
+        <w:t xml:space="preserve"> </w:t>
+      </w:r>
+      <w:r>
+        <w:rPr>
+          <w:rStyle w:val="VerbatimChar"/>
+        </w:rPr>
+        <w:t xml:space="preserve">Job</w:t>
+      </w:r>
+      <w:r>
+        <w:t xml:space="preserve"> </w:t>
+      </w:r>
+      <w:r>
+        <w:t xml:space="preserve">— случайный выбор типа</w:t>
+      </w:r>
+      <w:r>
+        <w:t xml:space="preserve"> </w:t>
+      </w:r>
+      <w:r>
+        <w:t xml:space="preserve">заявки (A или B).</w:t>
+      </w:r>
+    </w:p>
+    <w:bookmarkStart w:id="38" w:name="fig:004"/>
     <w:p>
       <w:pPr>
         <w:pStyle w:val="CaptionedFigure"/>
@@ -1125,20 +1294,20 @@
       <w:r>
         <w:drawing>
           <wp:inline>
-            <wp:extent cx="3733800" cy="1372382"/>
+            <wp:extent cx="3733800" cy="5575403"/>
             <wp:effectExtent b="0" l="0" r="0" t="0"/>
-            <wp:docPr descr="Рис. 4: Параметры элементов обработчика заявок системы" title="" id="37" name="Picture"/>
+            <wp:docPr descr="Рис. 4: Задание деклараций системы" title="" id="36" name="Picture"/>
             <a:graphic>
               <a:graphicData uri="http://schemas.openxmlformats.org/drawingml/2006/picture">
                 <pic:pic>
                   <pic:nvPicPr>
-                    <pic:cNvPr descr="image/4.png" id="38" name="Picture"/>
+                    <pic:cNvPr descr="image/4.png" id="37" name="Picture"/>
                     <pic:cNvPicPr>
                       <a:picLocks noChangeArrowheads="1" noChangeAspect="1"/>
                     </pic:cNvPicPr>
                   </pic:nvPicPr>
                   <pic:blipFill>
-                    <a:blip r:embed="rId36"/>
+                    <a:blip r:embed="rId35"/>
                     <a:stretch>
                       <a:fillRect/>
                     </a:stretch>
@@ -1146,7 +1315,7 @@
                   <pic:spPr bwMode="auto">
                     <a:xfrm>
                       <a:off x="0" y="0"/>
-                      <a:ext cx="3733800" cy="1372382"/>
+                      <a:ext cx="3733800" cy="5575403"/>
                     </a:xfrm>
                     <a:prstGeom prst="rect">
                       <a:avLst/>
@@ -1170,102 +1339,120 @@
         <w:pStyle w:val="ImageCaption"/>
       </w:pPr>
       <w:r>
-        <w:t xml:space="preserve">Рис. 4: Параметры элементов обработчика заявок системы</w:t>
-      </w:r>
-    </w:p>
-    <w:bookmarkEnd w:id="39"/>
-    <w:p>
-      <w:pPr>
-        <w:pStyle w:val="SourceCode"/>
-      </w:pPr>
-      <w:r>
-        <w:rPr>
-          <w:rStyle w:val="VerbatimChar"/>
-        </w:rPr>
-        <w:t xml:space="preserve">#!/usr/bin/gnuplot -persist</w:t>
-      </w:r>
-      <w:r>
-        <w:br/>
-      </w:r>
-      <w:r>
-        <w:rPr>
-          <w:rStyle w:val="VerbatimChar"/>
-        </w:rPr>
-        <w:t xml:space="preserve"># задаём текстовую кодировку,</w:t>
-      </w:r>
-      <w:r>
-        <w:br/>
-      </w:r>
-      <w:r>
-        <w:rPr>
-          <w:rStyle w:val="VerbatimChar"/>
-        </w:rPr>
-        <w:t xml:space="preserve"># тип терминала, тип и размер шрифта</w:t>
-      </w:r>
-      <w:r>
-        <w:br/>
-      </w:r>
-      <w:r>
-        <w:rPr>
-          <w:rStyle w:val="VerbatimChar"/>
-        </w:rPr>
-        <w:t xml:space="preserve">set encoding utf8</w:t>
-      </w:r>
-      <w:r>
-        <w:br/>
-      </w:r>
-      <w:r>
-        <w:rPr>
-          <w:rStyle w:val="VerbatimChar"/>
-        </w:rPr>
-        <w:t xml:space="preserve">set term pngcairo font "Helvetica,9"</w:t>
-      </w:r>
-      <w:r>
-        <w:br/>
-      </w:r>
-      <w:r>
-        <w:rPr>
-          <w:rStyle w:val="VerbatimChar"/>
-        </w:rPr>
-        <w:t xml:space="preserve"># задаём выходной файл графика</w:t>
-      </w:r>
-      <w:r>
-        <w:br/>
-      </w:r>
-      <w:r>
-        <w:rPr>
-          <w:rStyle w:val="VerbatimChar"/>
-        </w:rPr>
-        <w:t xml:space="preserve">set out 'window_1.png'</w:t>
-      </w:r>
-      <w:r>
-        <w:br/>
-      </w:r>
-      <w:r>
-        <w:rPr>
-          <w:rStyle w:val="VerbatimChar"/>
-        </w:rPr>
-        <w:t xml:space="preserve">set style line 2</w:t>
-      </w:r>
-      <w:r>
-        <w:br/>
-      </w:r>
-      <w:r>
-        <w:rPr>
-          <w:rStyle w:val="VerbatimChar"/>
-        </w:rPr>
-        <w:t xml:space="preserve">plot [0:] [0:1.2] "Long_Delay_Time.log" using ($4):($1) with lines</w:t>
-      </w:r>
-    </w:p>
-    <w:p>
-      <w:pPr>
-        <w:pStyle w:val="FirstParagraph"/>
-      </w:pPr>
-      <w:r>
-        <w:t xml:space="preserve">Запустив модель мы можем наблюдать как один лист сменяет другой в ходе работы (рис. 5):</w:t>
-      </w:r>
-    </w:p>
-    <w:bookmarkStart w:id="43" w:name="fig:005"/>
+        <w:t xml:space="preserve">Рис. 4: Задание деклараций системы</w:t>
+      </w:r>
+    </w:p>
+    <w:bookmarkEnd w:id="38"/>
+    <w:p>
+      <w:pPr>
+        <w:pStyle w:val="BodyText"/>
+      </w:pPr>
+      <w:r>
+        <w:t xml:space="preserve">Зададим параметры модели на графах сети.</w:t>
+      </w:r>
+    </w:p>
+    <w:p>
+      <w:pPr>
+        <w:pStyle w:val="BodyText"/>
+      </w:pPr>
+      <w:r>
+        <w:t xml:space="preserve">На листе</w:t>
+      </w:r>
+      <w:r>
+        <w:t xml:space="preserve"> </w:t>
+      </w:r>
+      <w:r>
+        <w:rPr>
+          <w:rStyle w:val="VerbatimChar"/>
+        </w:rPr>
+        <w:t xml:space="preserve">System</w:t>
+      </w:r>
+      <w:r>
+        <w:t xml:space="preserve"> </w:t>
+      </w:r>
+      <w:r>
+        <w:t xml:space="preserve">(рис. 5):</w:t>
+      </w:r>
+    </w:p>
+    <w:p>
+      <w:pPr>
+        <w:pStyle w:val="Compact"/>
+        <w:numPr>
+          <w:ilvl w:val="0"/>
+          <w:numId w:val="1005"/>
+        </w:numPr>
+      </w:pPr>
+      <w:r>
+        <w:t xml:space="preserve">у позиции Queue множество цветов фишек —</w:t>
+      </w:r>
+      <w:r>
+        <w:t xml:space="preserve"> </w:t>
+      </w:r>
+      <w:r>
+        <w:rPr>
+          <w:rStyle w:val="VerbatimChar"/>
+        </w:rPr>
+        <w:t xml:space="preserve">Jobs</w:t>
+      </w:r>
+      <w:r>
+        <w:t xml:space="preserve">; начальная маркировка</w:t>
+      </w:r>
+      <w:r>
+        <w:t xml:space="preserve"> </w:t>
+      </w:r>
+      <w:r>
+        <w:rPr>
+          <w:rStyle w:val="VerbatimChar"/>
+        </w:rPr>
+        <w:t xml:space="preserve">1[]</w:t>
+      </w:r>
+      <w:r>
+        <w:t xml:space="preserve"> </w:t>
+      </w:r>
+      <w:r>
+        <w:t xml:space="preserve">определяет, что изначально очередь пуста.</w:t>
+      </w:r>
+    </w:p>
+    <w:p>
+      <w:pPr>
+        <w:pStyle w:val="Compact"/>
+        <w:numPr>
+          <w:ilvl w:val="0"/>
+          <w:numId w:val="1005"/>
+        </w:numPr>
+      </w:pPr>
+      <w:r>
+        <w:t xml:space="preserve">у позиции</w:t>
+      </w:r>
+      <w:r>
+        <w:t xml:space="preserve"> </w:t>
+      </w:r>
+      <w:r>
+        <w:rPr>
+          <w:rStyle w:val="VerbatimChar"/>
+        </w:rPr>
+        <w:t xml:space="preserve">Completed</w:t>
+      </w:r>
+      <w:r>
+        <w:t xml:space="preserve"> </w:t>
+      </w:r>
+      <w:r>
+        <w:t xml:space="preserve">множество цветов фишек —</w:t>
+      </w:r>
+      <w:r>
+        <w:t xml:space="preserve"> </w:t>
+      </w:r>
+      <w:r>
+        <w:rPr>
+          <w:rStyle w:val="VerbatimChar"/>
+        </w:rPr>
+        <w:t xml:space="preserve">Job</w:t>
+      </w:r>
+      <w:r>
+        <w:t xml:space="preserve">.</w:t>
+      </w:r>
+    </w:p>
+    <w:bookmarkStart w:id="42" w:name="fig:005"/>
     <w:p>
       <w:pPr>
         <w:pStyle w:val="CaptionedFigure"/>
@@ -1273,20 +1460,20 @@
       <w:r>
         <w:drawing>
           <wp:inline>
-            <wp:extent cx="3733800" cy="2359732"/>
+            <wp:extent cx="3733800" cy="2012582"/>
             <wp:effectExtent b="0" l="0" r="0" t="0"/>
-            <wp:docPr descr="Рис. 5: Запуск модели" title="" id="41" name="Picture"/>
+            <wp:docPr descr="Рис. 5: Параметры элементов основного графа системы обработки заявок в очереди" title="" id="40" name="Picture"/>
             <a:graphic>
               <a:graphicData uri="http://schemas.openxmlformats.org/drawingml/2006/picture">
                 <pic:pic>
                   <pic:nvPicPr>
-                    <pic:cNvPr descr="image/5.png" id="42" name="Picture"/>
+                    <pic:cNvPr descr="image/5.png" id="41" name="Picture"/>
                     <pic:cNvPicPr>
                       <a:picLocks noChangeArrowheads="1" noChangeAspect="1"/>
                     </pic:cNvPicPr>
                   </pic:nvPicPr>
                   <pic:blipFill>
-                    <a:blip r:embed="rId40"/>
+                    <a:blip r:embed="rId39"/>
                     <a:stretch>
                       <a:fillRect/>
                     </a:stretch>
@@ -1294,7 +1481,7 @@
                   <pic:spPr bwMode="auto">
                     <a:xfrm>
                       <a:off x="0" y="0"/>
-                      <a:ext cx="3733800" cy="2359732"/>
+                      <a:ext cx="3733800" cy="2012582"/>
                     </a:xfrm>
                     <a:prstGeom prst="rect">
                       <a:avLst/>
@@ -1318,86 +1505,361 @@
         <w:pStyle w:val="ImageCaption"/>
       </w:pPr>
       <w:r>
-        <w:t xml:space="preserve">Рис. 5: Запуск модели</w:t>
-      </w:r>
-    </w:p>
-    <w:bookmarkEnd w:id="43"/>
-    <w:bookmarkEnd w:id="44"/>
-    <w:bookmarkStart w:id="73" w:name="X064ddc7dd2d7c16b1ffbb5b3d20df092cd9b74b"/>
-    <w:p>
-      <w:pPr>
-        <w:pStyle w:val="Heading2"/>
-      </w:pPr>
-      <w:r>
-        <w:rPr>
-          <w:rStyle w:val="SectionNumber"/>
-        </w:rPr>
-        <w:t xml:space="preserve">4.2</w:t>
-      </w:r>
-      <w:r>
-        <w:tab/>
-      </w:r>
-      <w:r>
-        <w:t xml:space="preserve">Мониторинг параметров моделируемой системы</w:t>
-      </w:r>
-    </w:p>
-    <w:p>
-      <w:pPr>
-        <w:pStyle w:val="FirstParagraph"/>
-      </w:pPr>
-      <w:r>
-        <w:t xml:space="preserve">Потребуется палитра Monitoring. Выбираем Break Point (точка останова) и уста-</w:t>
-      </w:r>
-      <w:r>
-        <w:t xml:space="preserve"> </w:t>
-      </w:r>
-      <w:r>
-        <w:t xml:space="preserve">навливаем её на переход Start. После этого в разделе меню Monitor появится новый</w:t>
-      </w:r>
-      <w:r>
-        <w:t xml:space="preserve"> </w:t>
-      </w:r>
-      <w:r>
-        <w:t xml:space="preserve">подраздел, который назовём Ostanovka. В этом подразделе необходимо внести изменения в функцию Predicate, которая будет выполняться при запуске монитора.Изначально, когда функция начинает работать, она возвращает значение true,</w:t>
-      </w:r>
-      <w:r>
-        <w:t xml:space="preserve"> </w:t>
-      </w:r>
-      <w:r>
-        <w:t xml:space="preserve">в противном случае — false. В теле функции вызывается процедура predBindElem,</w:t>
-      </w:r>
-      <w:r>
-        <w:t xml:space="preserve"> </w:t>
-      </w:r>
-      <w:r>
-        <w:t xml:space="preserve">которую определяем в предварительных декларациях.</w:t>
-      </w:r>
-      <w:r>
-        <w:t xml:space="preserve"> </w:t>
-      </w:r>
-      <w:r>
-        <w:t xml:space="preserve">Зададим число шагов, через которое будем останавливать мониторинг. Для этого</w:t>
-      </w:r>
-      <w:r>
-        <w:t xml:space="preserve"> </w:t>
-      </w:r>
-      <w:r>
-        <w:t xml:space="preserve">true заменим на Queue_Delay.count()=200.Необходимо определить конструкцию Queue_Delay.count(). С помощью па-</w:t>
-      </w:r>
-      <w:r>
-        <w:t xml:space="preserve"> </w:t>
-      </w:r>
-      <w:r>
-        <w:t xml:space="preserve">литры Monitoring выбираем Data Call и устанавливаем на переходе Start.</w:t>
-      </w:r>
-      <w:r>
-        <w:t xml:space="preserve"> </w:t>
-      </w:r>
-      <w:r>
-        <w:t xml:space="preserve">Появившийся в меню монитор называем Queue Delay (без подчеркивания) (рис. 6):</w:t>
-      </w:r>
-    </w:p>
-    <w:bookmarkStart w:id="48" w:name="fig:006"/>
+        <w:t xml:space="preserve">Рис. 5: Параметры элементов основного графа системы обработки заявок в очереди</w:t>
+      </w:r>
+    </w:p>
+    <w:bookmarkEnd w:id="42"/>
+    <w:p>
+      <w:pPr>
+        <w:pStyle w:val="BodyText"/>
+      </w:pPr>
+      <w:r>
+        <w:t xml:space="preserve">На листе Arrivals (рис. 6):</w:t>
+      </w:r>
+    </w:p>
+    <w:p>
+      <w:pPr>
+        <w:pStyle w:val="Compact"/>
+        <w:numPr>
+          <w:ilvl w:val="0"/>
+          <w:numId w:val="1006"/>
+        </w:numPr>
+      </w:pPr>
+      <w:r>
+        <w:t xml:space="preserve">у позиции</w:t>
+      </w:r>
+      <w:r>
+        <w:t xml:space="preserve"> </w:t>
+      </w:r>
+      <w:r>
+        <w:rPr>
+          <w:rStyle w:val="VerbatimChar"/>
+        </w:rPr>
+        <w:t xml:space="preserve">Init</w:t>
+      </w:r>
+      <w:r>
+        <w:t xml:space="preserve">: множество цветов фишек —</w:t>
+      </w:r>
+      <w:r>
+        <w:t xml:space="preserve"> </w:t>
+      </w:r>
+      <w:r>
+        <w:rPr>
+          <w:rStyle w:val="VerbatimChar"/>
+        </w:rPr>
+        <w:t xml:space="preserve">UNIT</w:t>
+      </w:r>
+      <w:r>
+        <w:t xml:space="preserve">; начальная маркировка</w:t>
+      </w:r>
+      <w:r>
+        <w:t xml:space="preserve"> </w:t>
+      </w:r>
+      <w:r>
+        <w:rPr>
+          <w:rStyle w:val="VerbatimChar"/>
+        </w:rPr>
+        <w:t xml:space="preserve">1``()@0</w:t>
+      </w:r>
+      <w:r>
+        <w:t xml:space="preserve"> </w:t>
+      </w:r>
+      <w:r>
+        <w:t xml:space="preserve">определяет, что поступление заявок в систему начинается с нулевого момента</w:t>
+      </w:r>
+      <w:r>
+        <w:t xml:space="preserve"> </w:t>
+      </w:r>
+      <w:r>
+        <w:t xml:space="preserve">времени;</w:t>
+      </w:r>
+    </w:p>
+    <w:p>
+      <w:pPr>
+        <w:pStyle w:val="Compact"/>
+        <w:numPr>
+          <w:ilvl w:val="0"/>
+          <w:numId w:val="1006"/>
+        </w:numPr>
+      </w:pPr>
+      <w:r>
+        <w:t xml:space="preserve">у позиции</w:t>
+      </w:r>
+      <w:r>
+        <w:t xml:space="preserve"> </w:t>
+      </w:r>
+      <w:r>
+        <w:rPr>
+          <w:rStyle w:val="VerbatimChar"/>
+        </w:rPr>
+        <w:t xml:space="preserve">Next</w:t>
+      </w:r>
+      <w:r>
+        <w:t xml:space="preserve">: множество цветов фишек —</w:t>
+      </w:r>
+      <w:r>
+        <w:t xml:space="preserve"> </w:t>
+      </w:r>
+      <w:r>
+        <w:rPr>
+          <w:rStyle w:val="VerbatimChar"/>
+        </w:rPr>
+        <w:t xml:space="preserve">UNIT</w:t>
+      </w:r>
+      <w:r>
+        <w:t xml:space="preserve">;</w:t>
+      </w:r>
+    </w:p>
+    <w:p>
+      <w:pPr>
+        <w:pStyle w:val="Compact"/>
+        <w:numPr>
+          <w:ilvl w:val="0"/>
+          <w:numId w:val="1006"/>
+        </w:numPr>
+      </w:pPr>
+      <w:r>
+        <w:t xml:space="preserve">на дуге от позиции</w:t>
+      </w:r>
+      <w:r>
+        <w:t xml:space="preserve"> </w:t>
+      </w:r>
+      <w:r>
+        <w:rPr>
+          <w:rStyle w:val="VerbatimChar"/>
+        </w:rPr>
+        <w:t xml:space="preserve">Init</w:t>
+      </w:r>
+      <w:r>
+        <w:t xml:space="preserve"> </w:t>
+      </w:r>
+      <w:r>
+        <w:t xml:space="preserve">к переходу</w:t>
+      </w:r>
+      <w:r>
+        <w:t xml:space="preserve"> </w:t>
+      </w:r>
+      <w:r>
+        <w:rPr>
+          <w:rStyle w:val="VerbatimChar"/>
+        </w:rPr>
+        <w:t xml:space="preserve">Init</w:t>
+      </w:r>
+      <w:r>
+        <w:t xml:space="preserve"> </w:t>
+      </w:r>
+      <w:r>
+        <w:t xml:space="preserve">выражение () задаёт генерацию заявок;</w:t>
+      </w:r>
+    </w:p>
+    <w:p>
+      <w:pPr>
+        <w:pStyle w:val="Compact"/>
+        <w:numPr>
+          <w:ilvl w:val="0"/>
+          <w:numId w:val="1006"/>
+        </w:numPr>
+      </w:pPr>
+      <w:r>
+        <w:t xml:space="preserve">на дуге от переходов</w:t>
+      </w:r>
+      <w:r>
+        <w:t xml:space="preserve"> </w:t>
+      </w:r>
+      <w:r>
+        <w:rPr>
+          <w:rStyle w:val="VerbatimChar"/>
+        </w:rPr>
+        <w:t xml:space="preserve">Init</w:t>
+      </w:r>
+      <w:r>
+        <w:t xml:space="preserve"> </w:t>
+      </w:r>
+      <w:r>
+        <w:t xml:space="preserve">и Arrive к позиции Next выражение</w:t>
+      </w:r>
+      <w:r>
+        <w:t xml:space="preserve"> </w:t>
+      </w:r>
+      <w:r>
+        <w:rPr>
+          <w:rStyle w:val="VerbatimChar"/>
+        </w:rPr>
+        <w:t xml:space="preserve">()@+expTime(100)</w:t>
+      </w:r>
+      <w:r>
+        <w:t xml:space="preserve"> </w:t>
+      </w:r>
+      <w:r>
+        <w:t xml:space="preserve">задаёт экспоненциальное распределение времени между</w:t>
+      </w:r>
+      <w:r>
+        <w:t xml:space="preserve"> </w:t>
+      </w:r>
+      <w:r>
+        <w:t xml:space="preserve">поступлениями заявок;</w:t>
+      </w:r>
+    </w:p>
+    <w:p>
+      <w:pPr>
+        <w:pStyle w:val="Compact"/>
+        <w:numPr>
+          <w:ilvl w:val="0"/>
+          <w:numId w:val="1006"/>
+        </w:numPr>
+      </w:pPr>
+      <w:r>
+        <w:t xml:space="preserve">на дуге от позиции</w:t>
+      </w:r>
+      <w:r>
+        <w:t xml:space="preserve"> </w:t>
+      </w:r>
+      <w:r>
+        <w:rPr>
+          <w:rStyle w:val="VerbatimChar"/>
+        </w:rPr>
+        <w:t xml:space="preserve">Next</w:t>
+      </w:r>
+      <w:r>
+        <w:t xml:space="preserve"> </w:t>
+      </w:r>
+      <w:r>
+        <w:t xml:space="preserve">к переходу</w:t>
+      </w:r>
+      <w:r>
+        <w:t xml:space="preserve"> </w:t>
+      </w:r>
+      <w:r>
+        <w:rPr>
+          <w:rStyle w:val="VerbatimChar"/>
+        </w:rPr>
+        <w:t xml:space="preserve">Arrive</w:t>
+      </w:r>
+      <w:r>
+        <w:t xml:space="preserve"> </w:t>
+      </w:r>
+      <w:r>
+        <w:t xml:space="preserve">выражение () задаёт перемещение</w:t>
+      </w:r>
+      <w:r>
+        <w:t xml:space="preserve"> </w:t>
+      </w:r>
+      <w:r>
+        <w:t xml:space="preserve">фишки;</w:t>
+      </w:r>
+    </w:p>
+    <w:p>
+      <w:pPr>
+        <w:pStyle w:val="Compact"/>
+        <w:numPr>
+          <w:ilvl w:val="0"/>
+          <w:numId w:val="1006"/>
+        </w:numPr>
+      </w:pPr>
+      <w:r>
+        <w:t xml:space="preserve">на дуге от перехода</w:t>
+      </w:r>
+      <w:r>
+        <w:t xml:space="preserve"> </w:t>
+      </w:r>
+      <w:r>
+        <w:rPr>
+          <w:rStyle w:val="VerbatimChar"/>
+        </w:rPr>
+        <w:t xml:space="preserve">Arrive</w:t>
+      </w:r>
+      <w:r>
+        <w:t xml:space="preserve"> </w:t>
+      </w:r>
+      <w:r>
+        <w:t xml:space="preserve">к позиции Queue выражение</w:t>
+      </w:r>
+      <w:r>
+        <w:t xml:space="preserve"> </w:t>
+      </w:r>
+      <w:r>
+        <w:rPr>
+          <w:rStyle w:val="VerbatimChar"/>
+        </w:rPr>
+        <w:t xml:space="preserve">jobs^^[job]</w:t>
+      </w:r>
+      <w:r>
+        <w:t xml:space="preserve"> </w:t>
+      </w:r>
+      <w:r>
+        <w:t xml:space="preserve">задает</w:t>
+      </w:r>
+      <w:r>
+        <w:t xml:space="preserve"> </w:t>
+      </w:r>
+      <w:r>
+        <w:t xml:space="preserve">поступление заявки в очередь;</w:t>
+      </w:r>
+    </w:p>
+    <w:p>
+      <w:pPr>
+        <w:pStyle w:val="Compact"/>
+        <w:numPr>
+          <w:ilvl w:val="0"/>
+          <w:numId w:val="1006"/>
+        </w:numPr>
+      </w:pPr>
+      <w:r>
+        <w:t xml:space="preserve">на дуге от позиции</w:t>
+      </w:r>
+      <w:r>
+        <w:t xml:space="preserve"> </w:t>
+      </w:r>
+      <w:r>
+        <w:rPr>
+          <w:rStyle w:val="VerbatimChar"/>
+        </w:rPr>
+        <w:t xml:space="preserve">Queue</w:t>
+      </w:r>
+      <w:r>
+        <w:t xml:space="preserve"> </w:t>
+      </w:r>
+      <w:r>
+        <w:t xml:space="preserve">к переходу</w:t>
+      </w:r>
+      <w:r>
+        <w:t xml:space="preserve"> </w:t>
+      </w:r>
+      <w:r>
+        <w:rPr>
+          <w:rStyle w:val="VerbatimChar"/>
+        </w:rPr>
+        <w:t xml:space="preserve">Arrive</w:t>
+      </w:r>
+      <w:r>
+        <w:t xml:space="preserve"> </w:t>
+      </w:r>
+      <w:r>
+        <w:t xml:space="preserve">выражение</w:t>
+      </w:r>
+      <w:r>
+        <w:t xml:space="preserve"> </w:t>
+      </w:r>
+      <w:r>
+        <w:rPr>
+          <w:rStyle w:val="VerbatimChar"/>
+        </w:rPr>
+        <w:t xml:space="preserve">jobs</w:t>
+      </w:r>
+      <w:r>
+        <w:t xml:space="preserve"> </w:t>
+      </w:r>
+      <w:r>
+        <w:t xml:space="preserve">задаёт обратную</w:t>
+      </w:r>
+      <w:r>
+        <w:t xml:space="preserve"> </w:t>
+      </w:r>
+      <w:r>
+        <w:t xml:space="preserve">связь.</w:t>
+      </w:r>
+    </w:p>
+    <w:bookmarkStart w:id="46" w:name="fig:006"/>
     <w:p>
       <w:pPr>
         <w:pStyle w:val="CaptionedFigure"/>
@@ -1405,20 +1867,20 @@
       <w:r>
         <w:drawing>
           <wp:inline>
-            <wp:extent cx="3733800" cy="3664472"/>
+            <wp:extent cx="3733800" cy="1853948"/>
             <wp:effectExtent b="0" l="0" r="0" t="0"/>
-            <wp:docPr descr="Рис. 6: Настройка мониторинга" title="" id="46" name="Picture"/>
+            <wp:docPr descr="Рис. 6: Параметры элементов генератора заявок системы" title="" id="44" name="Picture"/>
             <a:graphic>
               <a:graphicData uri="http://schemas.openxmlformats.org/drawingml/2006/picture">
                 <pic:pic>
                   <pic:nvPicPr>
-                    <pic:cNvPr descr="image/6.png" id="47" name="Picture"/>
+                    <pic:cNvPr descr="image/6.png" id="45" name="Picture"/>
                     <pic:cNvPicPr>
                       <a:picLocks noChangeArrowheads="1" noChangeAspect="1"/>
                     </pic:cNvPicPr>
                   </pic:nvPicPr>
                   <pic:blipFill>
-                    <a:blip r:embed="rId45"/>
+                    <a:blip r:embed="rId43"/>
                     <a:stretch>
                       <a:fillRect/>
                     </a:stretch>
@@ -1426,7 +1888,7 @@
                   <pic:spPr bwMode="auto">
                     <a:xfrm>
                       <a:off x="0" y="0"/>
-                      <a:ext cx="3733800" cy="3664472"/>
+                      <a:ext cx="3733800" cy="1853948"/>
                     </a:xfrm>
                     <a:prstGeom prst="rect">
                       <a:avLst/>
@@ -1450,19 +1912,499 @@
         <w:pStyle w:val="ImageCaption"/>
       </w:pPr>
       <w:r>
-        <w:t xml:space="preserve">Рис. 6: Настройка мониторинга</w:t>
-      </w:r>
-    </w:p>
-    <w:bookmarkEnd w:id="48"/>
+        <w:t xml:space="preserve">Рис. 6: Параметры элементов генератора заявок системы</w:t>
+      </w:r>
+    </w:p>
+    <w:bookmarkEnd w:id="46"/>
     <w:p>
       <w:pPr>
         <w:pStyle w:val="BodyText"/>
       </w:pPr>
       <w:r>
-        <w:t xml:space="preserve">При запуске мы получаем следующее (рис. 7):</w:t>
-      </w:r>
-    </w:p>
-    <w:bookmarkStart w:id="52" w:name="fig:007"/>
+        <w:t xml:space="preserve">На листе Server (рис. 7):</w:t>
+      </w:r>
+    </w:p>
+    <w:p>
+      <w:pPr>
+        <w:pStyle w:val="Compact"/>
+        <w:numPr>
+          <w:ilvl w:val="0"/>
+          <w:numId w:val="1007"/>
+        </w:numPr>
+      </w:pPr>
+      <w:r>
+        <w:t xml:space="preserve">у позиции</w:t>
+      </w:r>
+      <w:r>
+        <w:t xml:space="preserve"> </w:t>
+      </w:r>
+      <w:r>
+        <w:rPr>
+          <w:rStyle w:val="VerbatimChar"/>
+        </w:rPr>
+        <w:t xml:space="preserve">Busy</w:t>
+      </w:r>
+      <w:r>
+        <w:t xml:space="preserve">: множество цветов фишек —</w:t>
+      </w:r>
+      <w:r>
+        <w:t xml:space="preserve"> </w:t>
+      </w:r>
+      <w:r>
+        <w:rPr>
+          <w:rStyle w:val="VerbatimChar"/>
+        </w:rPr>
+        <w:t xml:space="preserve">Server</w:t>
+      </w:r>
+      <w:r>
+        <w:t xml:space="preserve">, начальное значение мар-</w:t>
+      </w:r>
+      <w:r>
+        <w:t xml:space="preserve"> </w:t>
+      </w:r>
+      <w:r>
+        <w:t xml:space="preserve">кировки —</w:t>
+      </w:r>
+      <w:r>
+        <w:t xml:space="preserve"> </w:t>
+      </w:r>
+      <w:r>
+        <w:rPr>
+          <w:rStyle w:val="VerbatimChar"/>
+        </w:rPr>
+        <w:t xml:space="preserve">1``server@0</w:t>
+      </w:r>
+      <w:r>
+        <w:t xml:space="preserve"> </w:t>
+      </w:r>
+      <w:r>
+        <w:t xml:space="preserve">определяет, что изначально на сервере нет заявок на</w:t>
+      </w:r>
+      <w:r>
+        <w:t xml:space="preserve"> </w:t>
+      </w:r>
+      <w:r>
+        <w:t xml:space="preserve">обслуживание;</w:t>
+      </w:r>
+    </w:p>
+    <w:p>
+      <w:pPr>
+        <w:pStyle w:val="Compact"/>
+        <w:numPr>
+          <w:ilvl w:val="0"/>
+          <w:numId w:val="1007"/>
+        </w:numPr>
+      </w:pPr>
+      <w:r>
+        <w:t xml:space="preserve">у позиции</w:t>
+      </w:r>
+      <w:r>
+        <w:t xml:space="preserve"> </w:t>
+      </w:r>
+      <w:r>
+        <w:rPr>
+          <w:rStyle w:val="VerbatimChar"/>
+        </w:rPr>
+        <w:t xml:space="preserve">Idle</w:t>
+      </w:r>
+      <w:r>
+        <w:t xml:space="preserve">: множество цветов фишек —</w:t>
+      </w:r>
+      <w:r>
+        <w:t xml:space="preserve"> </w:t>
+      </w:r>
+      <w:r>
+        <w:rPr>
+          <w:rStyle w:val="VerbatimChar"/>
+        </w:rPr>
+        <w:t xml:space="preserve">ServerxJob</w:t>
+      </w:r>
+      <w:r>
+        <w:t xml:space="preserve">;</w:t>
+      </w:r>
+    </w:p>
+    <w:p>
+      <w:pPr>
+        <w:pStyle w:val="Compact"/>
+        <w:numPr>
+          <w:ilvl w:val="0"/>
+          <w:numId w:val="1007"/>
+        </w:numPr>
+      </w:pPr>
+      <w:r>
+        <w:t xml:space="preserve">переход</w:t>
+      </w:r>
+      <w:r>
+        <w:t xml:space="preserve"> </w:t>
+      </w:r>
+      <w:r>
+        <w:rPr>
+          <w:rStyle w:val="VerbatimChar"/>
+        </w:rPr>
+        <w:t xml:space="preserve">Start</w:t>
+      </w:r>
+      <w:r>
+        <w:t xml:space="preserve"> </w:t>
+      </w:r>
+      <w:r>
+        <w:t xml:space="preserve">имеет сегмент кода</w:t>
+      </w:r>
+      <w:r>
+        <w:t xml:space="preserve"> </w:t>
+      </w:r>
+      <w:r>
+        <w:rPr>
+          <w:rStyle w:val="VerbatimChar"/>
+        </w:rPr>
+        <w:t xml:space="preserve">output (proctime); action expTime(90);</w:t>
+      </w:r>
+      <w:r>
+        <w:t xml:space="preserve"> </w:t>
+      </w:r>
+      <w:r>
+        <w:t xml:space="preserve">определяющий, что время обслуживания заявки распределено по экспоненциальному закону со средним</w:t>
+      </w:r>
+      <w:r>
+        <w:t xml:space="preserve"> </w:t>
+      </w:r>
+      <w:r>
+        <w:t xml:space="preserve">временем обработки в 90 единиц времени;</w:t>
+      </w:r>
+    </w:p>
+    <w:p>
+      <w:pPr>
+        <w:pStyle w:val="Compact"/>
+        <w:numPr>
+          <w:ilvl w:val="0"/>
+          <w:numId w:val="1007"/>
+        </w:numPr>
+      </w:pPr>
+      <w:r>
+        <w:t xml:space="preserve">на дуге от позиции</w:t>
+      </w:r>
+      <w:r>
+        <w:t xml:space="preserve"> </w:t>
+      </w:r>
+      <w:r>
+        <w:rPr>
+          <w:rStyle w:val="VerbatimChar"/>
+        </w:rPr>
+        <w:t xml:space="preserve">Queue</w:t>
+      </w:r>
+      <w:r>
+        <w:t xml:space="preserve"> </w:t>
+      </w:r>
+      <w:r>
+        <w:t xml:space="preserve">к переходу</w:t>
+      </w:r>
+      <w:r>
+        <w:t xml:space="preserve"> </w:t>
+      </w:r>
+      <w:r>
+        <w:rPr>
+          <w:rStyle w:val="VerbatimChar"/>
+        </w:rPr>
+        <w:t xml:space="preserve">Start</w:t>
+      </w:r>
+      <w:r>
+        <w:t xml:space="preserve"> </w:t>
+      </w:r>
+      <w:r>
+        <w:t xml:space="preserve">выражение</w:t>
+      </w:r>
+      <w:r>
+        <w:t xml:space="preserve"> </w:t>
+      </w:r>
+      <w:r>
+        <w:rPr>
+          <w:rStyle w:val="VerbatimChar"/>
+        </w:rPr>
+        <w:t xml:space="preserve">job::jobs</w:t>
+      </w:r>
+      <w:r>
+        <w:t xml:space="preserve"> </w:t>
+      </w:r>
+      <w:r>
+        <w:t xml:space="preserve">определяет,</w:t>
+      </w:r>
+      <w:r>
+        <w:t xml:space="preserve"> </w:t>
+      </w:r>
+      <w:r>
+        <w:t xml:space="preserve">что сервер может начать обработку заявки, если в очереди есть хотя бы одна</w:t>
+      </w:r>
+      <w:r>
+        <w:t xml:space="preserve"> </w:t>
+      </w:r>
+      <w:r>
+        <w:t xml:space="preserve">заявка;</w:t>
+      </w:r>
+    </w:p>
+    <w:p>
+      <w:pPr>
+        <w:pStyle w:val="Compact"/>
+        <w:numPr>
+          <w:ilvl w:val="0"/>
+          <w:numId w:val="1007"/>
+        </w:numPr>
+      </w:pPr>
+      <w:r>
+        <w:t xml:space="preserve">на дуге от перехода</w:t>
+      </w:r>
+      <w:r>
+        <w:t xml:space="preserve"> </w:t>
+      </w:r>
+      <w:r>
+        <w:rPr>
+          <w:rStyle w:val="VerbatimChar"/>
+        </w:rPr>
+        <w:t xml:space="preserve">Start</w:t>
+      </w:r>
+      <w:r>
+        <w:t xml:space="preserve"> </w:t>
+      </w:r>
+      <w:r>
+        <w:t xml:space="preserve">к позиции Busy выражение</w:t>
+      </w:r>
+      <w:r>
+        <w:t xml:space="preserve"> </w:t>
+      </w:r>
+      <w:r>
+        <w:rPr>
+          <w:rStyle w:val="VerbatimChar"/>
+        </w:rPr>
+        <w:t xml:space="preserve">(server,job)@+proctime</w:t>
+      </w:r>
+      <w:r>
+        <w:t xml:space="preserve"> </w:t>
+      </w:r>
+      <w:r>
+        <w:t xml:space="preserve">запускает функцию расчёта времени обработки заявки на сервере;</w:t>
+      </w:r>
+    </w:p>
+    <w:p>
+      <w:pPr>
+        <w:pStyle w:val="Compact"/>
+        <w:numPr>
+          <w:ilvl w:val="0"/>
+          <w:numId w:val="1007"/>
+        </w:numPr>
+      </w:pPr>
+      <w:r>
+        <w:t xml:space="preserve">на дуге от позиции</w:t>
+      </w:r>
+      <w:r>
+        <w:t xml:space="preserve"> </w:t>
+      </w:r>
+      <w:r>
+        <w:rPr>
+          <w:rStyle w:val="VerbatimChar"/>
+        </w:rPr>
+        <w:t xml:space="preserve">Busy</w:t>
+      </w:r>
+      <w:r>
+        <w:t xml:space="preserve"> </w:t>
+      </w:r>
+      <w:r>
+        <w:t xml:space="preserve">к переходу</w:t>
+      </w:r>
+      <w:r>
+        <w:t xml:space="preserve"> </w:t>
+      </w:r>
+      <w:r>
+        <w:rPr>
+          <w:rStyle w:val="VerbatimChar"/>
+        </w:rPr>
+        <w:t xml:space="preserve">Stop</w:t>
+      </w:r>
+      <w:r>
+        <w:t xml:space="preserve"> </w:t>
+      </w:r>
+      <w:r>
+        <w:t xml:space="preserve">выражение</w:t>
+      </w:r>
+      <w:r>
+        <w:t xml:space="preserve"> </w:t>
+      </w:r>
+      <w:r>
+        <w:rPr>
+          <w:rStyle w:val="VerbatimChar"/>
+        </w:rPr>
+        <w:t xml:space="preserve">(server,job)</w:t>
+      </w:r>
+      <w:r>
+        <w:t xml:space="preserve"> </w:t>
+      </w:r>
+      <w:r>
+        <w:t xml:space="preserve">говорит</w:t>
+      </w:r>
+      <w:r>
+        <w:t xml:space="preserve"> </w:t>
+      </w:r>
+      <w:r>
+        <w:t xml:space="preserve">о завершении обработки заявки на сервере;</w:t>
+      </w:r>
+    </w:p>
+    <w:p>
+      <w:pPr>
+        <w:pStyle w:val="Compact"/>
+        <w:numPr>
+          <w:ilvl w:val="0"/>
+          <w:numId w:val="1007"/>
+        </w:numPr>
+      </w:pPr>
+      <w:r>
+        <w:t xml:space="preserve">на дуге от перехода</w:t>
+      </w:r>
+      <w:r>
+        <w:t xml:space="preserve"> </w:t>
+      </w:r>
+      <w:r>
+        <w:rPr>
+          <w:rStyle w:val="VerbatimChar"/>
+        </w:rPr>
+        <w:t xml:space="preserve">Stop</w:t>
+      </w:r>
+      <w:r>
+        <w:t xml:space="preserve"> </w:t>
+      </w:r>
+      <w:r>
+        <w:t xml:space="preserve">к позиции</w:t>
+      </w:r>
+      <w:r>
+        <w:t xml:space="preserve"> </w:t>
+      </w:r>
+      <w:r>
+        <w:rPr>
+          <w:rStyle w:val="VerbatimChar"/>
+        </w:rPr>
+        <w:t xml:space="preserve">Completed</w:t>
+      </w:r>
+      <w:r>
+        <w:t xml:space="preserve"> </w:t>
+      </w:r>
+      <w:r>
+        <w:t xml:space="preserve">выражение</w:t>
+      </w:r>
+      <w:r>
+        <w:t xml:space="preserve"> </w:t>
+      </w:r>
+      <w:r>
+        <w:rPr>
+          <w:rStyle w:val="VerbatimChar"/>
+        </w:rPr>
+        <w:t xml:space="preserve">job</w:t>
+      </w:r>
+      <w:r>
+        <w:t xml:space="preserve"> </w:t>
+      </w:r>
+      <w:r>
+        <w:t xml:space="preserve">показывает, что</w:t>
+      </w:r>
+      <w:r>
+        <w:t xml:space="preserve"> </w:t>
+      </w:r>
+      <w:r>
+        <w:t xml:space="preserve">заявка считается обслуженной;</w:t>
+      </w:r>
+    </w:p>
+    <w:p>
+      <w:pPr>
+        <w:pStyle w:val="Compact"/>
+        <w:numPr>
+          <w:ilvl w:val="0"/>
+          <w:numId w:val="1007"/>
+        </w:numPr>
+      </w:pPr>
+      <w:r>
+        <w:t xml:space="preserve">выражение server на дугах от и к позиции</w:t>
+      </w:r>
+      <w:r>
+        <w:t xml:space="preserve"> </w:t>
+      </w:r>
+      <w:r>
+        <w:rPr>
+          <w:rStyle w:val="VerbatimChar"/>
+        </w:rPr>
+        <w:t xml:space="preserve">Idle</w:t>
+      </w:r>
+      <w:r>
+        <w:t xml:space="preserve"> </w:t>
+      </w:r>
+      <w:r>
+        <w:t xml:space="preserve">определяет изменение состояние</w:t>
+      </w:r>
+      <w:r>
+        <w:t xml:space="preserve"> </w:t>
+      </w:r>
+      <w:r>
+        <w:t xml:space="preserve">сервера (обрабатывает заявки или ожидает);</w:t>
+      </w:r>
+    </w:p>
+    <w:p>
+      <w:pPr>
+        <w:pStyle w:val="Compact"/>
+        <w:numPr>
+          <w:ilvl w:val="0"/>
+          <w:numId w:val="1007"/>
+        </w:numPr>
+      </w:pPr>
+      <w:r>
+        <w:t xml:space="preserve">на дуге от перехода</w:t>
+      </w:r>
+      <w:r>
+        <w:t xml:space="preserve"> </w:t>
+      </w:r>
+      <w:r>
+        <w:rPr>
+          <w:rStyle w:val="VerbatimChar"/>
+        </w:rPr>
+        <w:t xml:space="preserve">Start</w:t>
+      </w:r>
+      <w:r>
+        <w:t xml:space="preserve"> </w:t>
+      </w:r>
+      <w:r>
+        <w:t xml:space="preserve">к позиции</w:t>
+      </w:r>
+      <w:r>
+        <w:t xml:space="preserve"> </w:t>
+      </w:r>
+      <w:r>
+        <w:rPr>
+          <w:rStyle w:val="VerbatimChar"/>
+        </w:rPr>
+        <w:t xml:space="preserve">Queue</w:t>
+      </w:r>
+      <w:r>
+        <w:t xml:space="preserve"> </w:t>
+      </w:r>
+      <w:r>
+        <w:t xml:space="preserve">выражение</w:t>
+      </w:r>
+      <w:r>
+        <w:t xml:space="preserve"> </w:t>
+      </w:r>
+      <w:r>
+        <w:rPr>
+          <w:rStyle w:val="VerbatimChar"/>
+        </w:rPr>
+        <w:t xml:space="preserve">jobs</w:t>
+      </w:r>
+      <w:r>
+        <w:t xml:space="preserve"> </w:t>
+      </w:r>
+      <w:r>
+        <w:t xml:space="preserve">задаёт обратную</w:t>
+      </w:r>
+      <w:r>
+        <w:t xml:space="preserve"> </w:t>
+      </w:r>
+      <w:r>
+        <w:t xml:space="preserve">связь.</w:t>
+      </w:r>
+    </w:p>
+    <w:bookmarkStart w:id="50" w:name="fig:007"/>
     <w:p>
       <w:pPr>
         <w:pStyle w:val="CaptionedFigure"/>
@@ -1470,20 +2412,20 @@
       <w:r>
         <w:drawing>
           <wp:inline>
-            <wp:extent cx="3733800" cy="2060541"/>
+            <wp:extent cx="3733800" cy="1397402"/>
             <wp:effectExtent b="0" l="0" r="0" t="0"/>
-            <wp:docPr descr="Рис. 7: Запуск системы обработки заявок в очереди" title="" id="50" name="Picture"/>
+            <wp:docPr descr="Рис. 7: Параметры элементов обработчика заявок системы" title="" id="48" name="Picture"/>
             <a:graphic>
               <a:graphicData uri="http://schemas.openxmlformats.org/drawingml/2006/picture">
                 <pic:pic>
                   <pic:nvPicPr>
-                    <pic:cNvPr descr="image/7.png" id="51" name="Picture"/>
+                    <pic:cNvPr descr="image/7.png" id="49" name="Picture"/>
                     <pic:cNvPicPr>
                       <a:picLocks noChangeArrowheads="1" noChangeAspect="1"/>
                     </pic:cNvPicPr>
                   </pic:nvPicPr>
                   <pic:blipFill>
-                    <a:blip r:embed="rId49"/>
+                    <a:blip r:embed="rId47"/>
                     <a:stretch>
                       <a:fillRect/>
                     </a:stretch>
@@ -1491,7 +2433,7 @@
                   <pic:spPr bwMode="auto">
                     <a:xfrm>
                       <a:off x="0" y="0"/>
-                      <a:ext cx="3733800" cy="2060541"/>
+                      <a:ext cx="3733800" cy="1397402"/>
                     </a:xfrm>
                     <a:prstGeom prst="rect">
                       <a:avLst/>
@@ -1515,19 +2457,38 @@
         <w:pStyle w:val="ImageCaption"/>
       </w:pPr>
       <w:r>
-        <w:t xml:space="preserve">Рис. 7: Запуск системы обработки заявок в очереди</w:t>
-      </w:r>
-    </w:p>
-    <w:bookmarkEnd w:id="52"/>
-    <w:p>
-      <w:pPr>
-        <w:pStyle w:val="BodyText"/>
-      </w:pPr>
-      <w:r>
-        <w:t xml:space="preserve">Псоле запуска получаем следующий файл в каталоге (рис. 8):</w:t>
-      </w:r>
-    </w:p>
-    <w:bookmarkStart w:id="56" w:name="fig:008"/>
+        <w:t xml:space="preserve">Рис. 7: Параметры элементов обработчика заявок системы</w:t>
+      </w:r>
+    </w:p>
+    <w:bookmarkEnd w:id="50"/>
+    <w:bookmarkEnd w:id="51"/>
+    <w:bookmarkStart w:id="96" w:name="X064ddc7dd2d7c16b1ffbb5b3d20df092cd9b74b"/>
+    <w:p>
+      <w:pPr>
+        <w:pStyle w:val="Heading2"/>
+      </w:pPr>
+      <w:r>
+        <w:rPr>
+          <w:rStyle w:val="SectionNumber"/>
+        </w:rPr>
+        <w:t xml:space="preserve">4.2</w:t>
+      </w:r>
+      <w:r>
+        <w:tab/>
+      </w:r>
+      <w:r>
+        <w:t xml:space="preserve">Мониторинг параметров моделируемой системы</w:t>
+      </w:r>
+    </w:p>
+    <w:p>
+      <w:pPr>
+        <w:pStyle w:val="FirstParagraph"/>
+      </w:pPr>
+      <w:r>
+        <w:t xml:space="preserve">Потребуется палитра Monitoring. Выбираем Break Point (точка останова) и устанавливаем её на переход Start. После этого в разделе меню Monitor появится новый подраздел, который назовём Ostanovka. В этом подразделе необходимо внести изменения в функцию Predicate, которая будет выполняться при запуске монитора. Зададим число шагов, через которое будем останавливать мониторинг. Для этого true заменим на Queue_Delay.count()=100.Потому что с 200 у меня не работало!!! (рис. 8):</w:t>
+      </w:r>
+    </w:p>
+    <w:bookmarkStart w:id="55" w:name="fig:008"/>
     <w:p>
       <w:pPr>
         <w:pStyle w:val="CaptionedFigure"/>
@@ -1535,20 +2496,20 @@
       <w:r>
         <w:drawing>
           <wp:inline>
-            <wp:extent cx="3289300" cy="6299200"/>
+            <wp:extent cx="3733800" cy="2798163"/>
             <wp:effectExtent b="0" l="0" r="0" t="0"/>
-            <wp:docPr descr="Рис. 8: Сгенерированный файл" title="" id="54" name="Picture"/>
+            <wp:docPr descr="Рис. 8: Функция Predicate монитора Ostanovka" title="" id="53" name="Picture"/>
             <a:graphic>
               <a:graphicData uri="http://schemas.openxmlformats.org/drawingml/2006/picture">
                 <pic:pic>
                   <pic:nvPicPr>
-                    <pic:cNvPr descr="image/8.png" id="55" name="Picture"/>
+                    <pic:cNvPr descr="image/8.png" id="54" name="Picture"/>
                     <pic:cNvPicPr>
                       <a:picLocks noChangeArrowheads="1" noChangeAspect="1"/>
                     </pic:cNvPicPr>
                   </pic:nvPicPr>
                   <pic:blipFill>
-                    <a:blip r:embed="rId53"/>
+                    <a:blip r:embed="rId52"/>
                     <a:stretch>
                       <a:fillRect/>
                     </a:stretch>
@@ -1556,7 +2517,7 @@
                   <pic:spPr bwMode="auto">
                     <a:xfrm>
                       <a:off x="0" y="0"/>
-                      <a:ext cx="3289300" cy="6299200"/>
+                      <a:ext cx="3733800" cy="2798163"/>
                     </a:xfrm>
                     <a:prstGeom prst="rect">
                       <a:avLst/>
@@ -1580,184 +2541,19 @@
         <w:pStyle w:val="ImageCaption"/>
       </w:pPr>
       <w:r>
-        <w:t xml:space="preserve">Рис. 8: Сгенерированный файл</w:t>
-      </w:r>
-    </w:p>
-    <w:bookmarkEnd w:id="56"/>
+        <w:t xml:space="preserve">Рис. 8: Функция Predicate монитора Ostanovka</w:t>
+      </w:r>
+    </w:p>
+    <w:bookmarkEnd w:id="55"/>
     <w:p>
       <w:pPr>
         <w:pStyle w:val="BodyText"/>
       </w:pPr>
       <w:r>
-        <w:t xml:space="preserve">Функция Observer выполняется тогда, когда функция предикатора выдаёт значение true. По умолчанию функция выдаёт 0 или унарный минус (~1), подчёркивание</w:t>
-      </w:r>
-      <w:r>
-        <w:t xml:space="preserve"> </w:t>
-      </w:r>
-      <w:r>
-        <w:t xml:space="preserve">обозначает произвольный аргумент:</w:t>
-      </w:r>
-    </w:p>
-    <w:p>
-      <w:pPr>
-        <w:pStyle w:val="SourceCode"/>
-      </w:pPr>
-      <w:r>
-        <w:rPr>
-          <w:rStyle w:val="VerbatimChar"/>
-        </w:rPr>
-        <w:t xml:space="preserve">fun obs (bindelem) =</w:t>
-      </w:r>
-      <w:r>
-        <w:br/>
-      </w:r>
-      <w:r>
-        <w:rPr>
-          <w:rStyle w:val="VerbatimChar"/>
-        </w:rPr>
-        <w:t xml:space="preserve">let</w:t>
-      </w:r>
-      <w:r>
-        <w:br/>
-      </w:r>
-      <w:r>
-        <w:rPr>
-          <w:rStyle w:val="VerbatimChar"/>
-        </w:rPr>
-        <w:t xml:space="preserve">fun obsBindElem (Server'Start (1, {job, jobs, proctime})) = 0</w:t>
-      </w:r>
-      <w:r>
-        <w:br/>
-      </w:r>
-      <w:r>
-        <w:rPr>
-          <w:rStyle w:val="VerbatimChar"/>
-        </w:rPr>
-        <w:t xml:space="preserve">| obsBindElem _ = ~1</w:t>
-      </w:r>
-      <w:r>
-        <w:br/>
-      </w:r>
-      <w:r>
-        <w:rPr>
-          <w:rStyle w:val="VerbatimChar"/>
-        </w:rPr>
-        <w:t xml:space="preserve">in</w:t>
-      </w:r>
-      <w:r>
-        <w:br/>
-      </w:r>
-      <w:r>
-        <w:rPr>
-          <w:rStyle w:val="VerbatimChar"/>
-        </w:rPr>
-        <w:t xml:space="preserve">obsBindElem bindelem</w:t>
-      </w:r>
-      <w:r>
-        <w:br/>
-      </w:r>
-      <w:r>
-        <w:rPr>
-          <w:rStyle w:val="VerbatimChar"/>
-        </w:rPr>
-        <w:t xml:space="preserve">end</w:t>
-      </w:r>
-    </w:p>
-    <w:p>
-      <w:pPr>
-        <w:pStyle w:val="FirstParagraph"/>
-      </w:pPr>
-      <w:r>
-        <w:t xml:space="preserve">Изменим её так, чтобы получить значение задержки в очереди. Для этого необходи-</w:t>
-      </w:r>
-      <w:r>
-        <w:t xml:space="preserve"> </w:t>
-      </w:r>
-      <w:r>
-        <w:t xml:space="preserve">мо из текущего времени intTime() вычесть временную метку AT , означающую</w:t>
-      </w:r>
-      <w:r>
-        <w:t xml:space="preserve"> </w:t>
-      </w:r>
-      <w:r>
-        <w:t xml:space="preserve">приход заявки в очередь(рис. 9):</w:t>
-      </w:r>
-    </w:p>
-    <w:p>
-      <w:pPr>
-        <w:pStyle w:val="SourceCode"/>
-      </w:pPr>
-      <w:r>
-        <w:rPr>
-          <w:rStyle w:val="VerbatimChar"/>
-        </w:rPr>
-        <w:t xml:space="preserve">un obs (bindelem) =</w:t>
-      </w:r>
-      <w:r>
-        <w:br/>
-      </w:r>
-      <w:r>
-        <w:rPr>
-          <w:rStyle w:val="VerbatimChar"/>
-        </w:rPr>
-        <w:t xml:space="preserve">let</w:t>
-      </w:r>
-      <w:r>
-        <w:br/>
-      </w:r>
-      <w:r>
-        <w:rPr>
-          <w:rStyle w:val="VerbatimChar"/>
-        </w:rPr>
-        <w:t xml:space="preserve">fun obsBindElem (Server'Start (1, {job, jobs, proctime}))</w:t>
-      </w:r>
-      <w:r>
-        <w:br/>
-      </w:r>
-      <w:r>
-        <w:rPr>
-          <w:rStyle w:val="VerbatimChar"/>
-        </w:rPr>
-        <w:t xml:space="preserve">= (intTime() - (#AT job))</w:t>
-      </w:r>
-      <w:r>
-        <w:br/>
-      </w:r>
-      <w:r>
-        <w:rPr>
-          <w:rStyle w:val="VerbatimChar"/>
-        </w:rPr>
-        <w:t xml:space="preserve">| obsBindElem _ = ~1</w:t>
-      </w:r>
-      <w:r>
-        <w:br/>
-      </w:r>
-      <w:r>
-        <w:rPr>
-          <w:rStyle w:val="VerbatimChar"/>
-        </w:rPr>
-        <w:t xml:space="preserve">in</w:t>
-      </w:r>
-      <w:r>
-        <w:br/>
-      </w:r>
-      <w:r>
-        <w:rPr>
-          <w:rStyle w:val="VerbatimChar"/>
-        </w:rPr>
-        <w:t xml:space="preserve">obsBindElem bindelem</w:t>
-      </w:r>
-      <w:r>
-        <w:br/>
-      </w:r>
-      <w:r>
-        <w:rPr>
-          <w:rStyle w:val="VerbatimChar"/>
-        </w:rPr>
-        <w:t xml:space="preserve">end</w:t>
-      </w:r>
-    </w:p>
-    <w:bookmarkStart w:id="60" w:name="fig:009"/>
+        <w:t xml:space="preserve">Необходимо определить конструкцию Queue_Delay.count(). С помощью палитры Monitoring выбираем Data Call и устанавливаем на переходе Start. Появившийся в меню монитор называем Queue Delay (без подчеркивания). Функция Observer выполняется тогда, когда функция предикатора выдаёт значение true. По умолчанию функция выдаёт 0 или унарный минус (~1), подчёркивание обозначает произвольный аргумент. Изменим её так, чтобы получить значение задержки в очереди. Для этого необходимо из текущего времени intTime() вычесть временную метку AT , означающую приход заявки в очередь (рис. 9):</w:t>
+      </w:r>
+    </w:p>
+    <w:bookmarkStart w:id="59" w:name="fig:009"/>
     <w:p>
       <w:pPr>
         <w:pStyle w:val="CaptionedFigure"/>
@@ -1765,20 +2561,20 @@
       <w:r>
         <w:drawing>
           <wp:inline>
-            <wp:extent cx="3733800" cy="1657011"/>
+            <wp:extent cx="3733800" cy="2798163"/>
             <wp:effectExtent b="0" l="0" r="0" t="0"/>
-            <wp:docPr descr="Рис. 9: Функция Observer" title="" id="58" name="Picture"/>
+            <wp:docPr descr="Рис. 9: Функция Observer монитора Queue Delay" title="" id="57" name="Picture"/>
             <a:graphic>
               <a:graphicData uri="http://schemas.openxmlformats.org/drawingml/2006/picture">
                 <pic:pic>
                   <pic:nvPicPr>
-                    <pic:cNvPr descr="image/9.png" id="59" name="Picture"/>
+                    <pic:cNvPr descr="image/9.png" id="58" name="Picture"/>
                     <pic:cNvPicPr>
                       <a:picLocks noChangeArrowheads="1" noChangeAspect="1"/>
                     </pic:cNvPicPr>
                   </pic:nvPicPr>
                   <pic:blipFill>
-                    <a:blip r:embed="rId57"/>
+                    <a:blip r:embed="rId56"/>
                     <a:stretch>
                       <a:fillRect/>
                     </a:stretch>
@@ -1786,7 +2582,7 @@
                   <pic:spPr bwMode="auto">
                     <a:xfrm>
                       <a:off x="0" y="0"/>
-                      <a:ext cx="3733800" cy="1657011"/>
+                      <a:ext cx="3733800" cy="2798163"/>
                     </a:xfrm>
                     <a:prstGeom prst="rect">
                       <a:avLst/>
@@ -1810,19 +2606,25 @@
         <w:pStyle w:val="ImageCaption"/>
       </w:pPr>
       <w:r>
-        <w:t xml:space="preserve">Рис. 9: Функция Observer</w:t>
-      </w:r>
-    </w:p>
-    <w:bookmarkEnd w:id="60"/>
+        <w:t xml:space="preserve">Рис. 9: Функция Observer монитора Queue Delay</w:t>
+      </w:r>
+    </w:p>
+    <w:bookmarkEnd w:id="59"/>
     <w:p>
       <w:pPr>
         <w:pStyle w:val="BodyText"/>
       </w:pPr>
       <w:r>
-        <w:t xml:space="preserve">Важно также в задать параметр longdelaytime (рис. 10):</w:t>
-      </w:r>
-    </w:p>
-    <w:bookmarkStart w:id="64" w:name="fig:010"/>
+        <w:t xml:space="preserve">После запуска программы на выполнение в каталоге с кодом программы появится файл Queue_Delay.log (рис. 10), содержащий в первой колонке — значение задержки</w:t>
+      </w:r>
+      <w:r>
+        <w:t xml:space="preserve"> </w:t>
+      </w:r>
+      <w:r>
+        <w:t xml:space="preserve">очереди, во второй — счётчик, в третьей — шаг, в четвёртой — время.</w:t>
+      </w:r>
+    </w:p>
+    <w:bookmarkStart w:id="63" w:name="fig:010"/>
     <w:p>
       <w:pPr>
         <w:pStyle w:val="CaptionedFigure"/>
@@ -1830,20 +2632,20 @@
       <w:r>
         <w:drawing>
           <wp:inline>
-            <wp:extent cx="2578100" cy="1562100"/>
+            <wp:extent cx="3517900" cy="2336800"/>
             <wp:effectExtent b="0" l="0" r="0" t="0"/>
-            <wp:docPr descr="Рис. 10: Задани longdelaytime" title="" id="62" name="Picture"/>
+            <wp:docPr descr="Рис. 10: Файл Queue_Delay.log" title="" id="61" name="Picture"/>
             <a:graphic>
               <a:graphicData uri="http://schemas.openxmlformats.org/drawingml/2006/picture">
                 <pic:pic>
                   <pic:nvPicPr>
-                    <pic:cNvPr descr="image/10.png" id="63" name="Picture"/>
+                    <pic:cNvPr descr="image/10.png" id="62" name="Picture"/>
                     <pic:cNvPicPr>
                       <a:picLocks noChangeArrowheads="1" noChangeAspect="1"/>
                     </pic:cNvPicPr>
                   </pic:nvPicPr>
                   <pic:blipFill>
-                    <a:blip r:embed="rId61"/>
+                    <a:blip r:embed="rId60"/>
                     <a:stretch>
                       <a:fillRect/>
                     </a:stretch>
@@ -1851,7 +2653,7 @@
                   <pic:spPr bwMode="auto">
                     <a:xfrm>
                       <a:off x="0" y="0"/>
-                      <a:ext cx="2578100" cy="1562100"/>
+                      <a:ext cx="3517900" cy="2336800"/>
                     </a:xfrm>
                     <a:prstGeom prst="rect">
                       <a:avLst/>
@@ -1875,25 +2677,11 @@
         <w:pStyle w:val="ImageCaption"/>
       </w:pPr>
       <w:r>
-        <w:t xml:space="preserve">Рис. 10: Задани longdelaytime</w:t>
-      </w:r>
-    </w:p>
-    <w:bookmarkEnd w:id="64"/>
-    <w:p>
-      <w:pPr>
-        <w:pStyle w:val="BodyText"/>
-      </w:pPr>
-      <w:r>
-        <w:t xml:space="preserve">После запуска программы на выполнение в каталоге с кодом программы появится файл Queue_Delay.log, содержащий в первой колонке — значение задержки</w:t>
-      </w:r>
-      <w:r>
-        <w:t xml:space="preserve"> </w:t>
-      </w:r>
-      <w:r>
-        <w:t xml:space="preserve">очереди, во второй — счётчик, в третьей — шаг, в четвёртой — время (рис. 11):</w:t>
-      </w:r>
-    </w:p>
-    <w:bookmarkStart w:id="68" w:name="fig:011"/>
+        <w:t xml:space="preserve">Рис. 10: Файл Queue_Delay.log</w:t>
+      </w:r>
+    </w:p>
+    <w:bookmarkEnd w:id="63"/>
+    <w:bookmarkStart w:id="67" w:name="fig:011"/>
     <w:p>
       <w:pPr>
         <w:pStyle w:val="CaptionedFigure"/>
@@ -1901,20 +2689,20 @@
       <w:r>
         <w:drawing>
           <wp:inline>
-            <wp:extent cx="2451100" cy="6299200"/>
+            <wp:extent cx="3733800" cy="4974305"/>
             <wp:effectExtent b="0" l="0" r="0" t="0"/>
-            <wp:docPr descr="Рис. 11: Содержание Queue_Delay.log" title="" id="66" name="Picture"/>
+            <wp:docPr descr="Рис. 11: Содержание Queue_Delay.log" title="" id="65" name="Picture"/>
             <a:graphic>
               <a:graphicData uri="http://schemas.openxmlformats.org/drawingml/2006/picture">
                 <pic:pic>
                   <pic:nvPicPr>
-                    <pic:cNvPr descr="image/11.png" id="67" name="Picture"/>
+                    <pic:cNvPr descr="image/11.png" id="66" name="Picture"/>
                     <pic:cNvPicPr>
                       <a:picLocks noChangeArrowheads="1" noChangeAspect="1"/>
                     </pic:cNvPicPr>
                   </pic:nvPicPr>
                   <pic:blipFill>
-                    <a:blip r:embed="rId65"/>
+                    <a:blip r:embed="rId64"/>
                     <a:stretch>
                       <a:fillRect/>
                     </a:stretch>
@@ -1922,7 +2710,7 @@
                   <pic:spPr bwMode="auto">
                     <a:xfrm>
                       <a:off x="0" y="0"/>
-                      <a:ext cx="2451100" cy="6299200"/>
+                      <a:ext cx="3733800" cy="4974305"/>
                     </a:xfrm>
                     <a:prstGeom prst="rect">
                       <a:avLst/>
@@ -1949,19 +2737,19 @@
         <w:t xml:space="preserve">Рис. 11: Содержание Queue_Delay.log</w:t>
       </w:r>
     </w:p>
-    <w:bookmarkEnd w:id="68"/>
+    <w:bookmarkEnd w:id="67"/>
     <w:p>
       <w:pPr>
         <w:pStyle w:val="BodyText"/>
       </w:pPr>
       <w:r>
-        <w:t xml:space="preserve">С помощью gnuplot можно построить график значений задержки в очереди, выбрав</w:t>
-      </w:r>
-      <w:r>
-        <w:t xml:space="preserve"> </w:t>
-      </w:r>
-      <w:r>
-        <w:t xml:space="preserve">по оси x время, а по оси y — значения задержки (рис. 12):</w:t>
+        <w:t xml:space="preserve">С помощью gnuplot можно построить график значений задержки в очереди (рис. 12), выбрав</w:t>
+      </w:r>
+      <w:r>
+        <w:t xml:space="preserve"> </w:t>
+      </w:r>
+      <w:r>
+        <w:t xml:space="preserve">по оси x время, а по оси y — значения задержки:</w:t>
       </w:r>
     </w:p>
     <w:p>
@@ -1996,6 +2784,9 @@
         <w:br/>
       </w:r>
       <w:r>
+        <w:br/>
+      </w:r>
+      <w:r>
         <w:rPr>
           <w:rStyle w:val="VerbatimChar"/>
         </w:rPr>
@@ -2014,6 +2805,9 @@
         <w:br/>
       </w:r>
       <w:r>
+        <w:br/>
+      </w:r>
+      <w:r>
         <w:rPr>
           <w:rStyle w:val="VerbatimChar"/>
         </w:rPr>
@@ -2035,19 +2829,10 @@
         <w:rPr>
           <w:rStyle w:val="VerbatimChar"/>
         </w:rPr>
-        <w:t xml:space="preserve">set style line 2</w:t>
-      </w:r>
-      <w:r>
-        <w:br/>
-      </w:r>
-      <w:r>
-        <w:rPr>
-          <w:rStyle w:val="VerbatimChar"/>
-        </w:rPr>
-        <w:t xml:space="preserve">plot [0:] [0:1.2] "Long_Delay_Time.log" using ($4):($1) with lines</w:t>
-      </w:r>
-    </w:p>
-    <w:bookmarkStart w:id="72" w:name="fig:012"/>
+        <w:t xml:space="preserve">plot "Queue_Delay.log" using ($4):($1) with lines</w:t>
+      </w:r>
+    </w:p>
+    <w:bookmarkStart w:id="71" w:name="fig:012"/>
     <w:p>
       <w:pPr>
         <w:pStyle w:val="CaptionedFigure"/>
@@ -2055,20 +2840,20 @@
       <w:r>
         <w:drawing>
           <wp:inline>
-            <wp:extent cx="3733800" cy="2810265"/>
+            <wp:extent cx="3733800" cy="2331655"/>
             <wp:effectExtent b="0" l="0" r="0" t="0"/>
-            <wp:docPr descr="Рис. 12: Периоды времени, когда значения задержки в очереди превышали заданное значение" title="" id="70" name="Picture"/>
+            <wp:docPr descr="Рис. 12: График изменения задержки в очереди" title="" id="69" name="Picture"/>
             <a:graphic>
               <a:graphicData uri="http://schemas.openxmlformats.org/drawingml/2006/picture">
                 <pic:pic>
                   <pic:nvPicPr>
-                    <pic:cNvPr descr="image/12.png" id="71" name="Picture"/>
+                    <pic:cNvPr descr="image/12.png" id="70" name="Picture"/>
                     <pic:cNvPicPr>
                       <a:picLocks noChangeArrowheads="1" noChangeAspect="1"/>
                     </pic:cNvPicPr>
                   </pic:nvPicPr>
                   <pic:blipFill>
-                    <a:blip r:embed="rId69"/>
+                    <a:blip r:embed="rId68"/>
                     <a:stretch>
                       <a:fillRect/>
                     </a:stretch>
@@ -2076,7 +2861,7 @@
                   <pic:spPr bwMode="auto">
                     <a:xfrm>
                       <a:off x="0" y="0"/>
-                      <a:ext cx="3733800" cy="2810265"/>
+                      <a:ext cx="3733800" cy="2331655"/>
                     </a:xfrm>
                     <a:prstGeom prst="rect">
                       <a:avLst/>
@@ -2100,13 +2885,516 @@
         <w:pStyle w:val="ImageCaption"/>
       </w:pPr>
       <w:r>
-        <w:t xml:space="preserve">Рис. 12: Периоды времени, когда значения задержки в очереди превышали заданное значение</w:t>
-      </w:r>
-    </w:p>
-    <w:bookmarkEnd w:id="72"/>
-    <w:bookmarkEnd w:id="73"/>
-    <w:bookmarkEnd w:id="74"/>
-    <w:bookmarkStart w:id="75" w:name="выводы"/>
+        <w:t xml:space="preserve">Рис. 12: График изменения задержки в очереди</w:t>
+      </w:r>
+    </w:p>
+    <w:bookmarkEnd w:id="71"/>
+    <w:p>
+      <w:pPr>
+        <w:pStyle w:val="BodyText"/>
+      </w:pPr>
+      <w:r>
+        <w:t xml:space="preserve">Посчитаем задержку в действительных значениях. С помощью палитры Monitoring</w:t>
+      </w:r>
+      <w:r>
+        <w:t xml:space="preserve"> </w:t>
+      </w:r>
+      <w:r>
+        <w:t xml:space="preserve">выбираем Data Call и устанавливаем на переходе Start. Появившийся в меню</w:t>
+      </w:r>
+      <w:r>
+        <w:t xml:space="preserve"> </w:t>
+      </w:r>
+      <w:r>
+        <w:t xml:space="preserve">монитор называем Queue Delay Real. Функцию Observer изменим следующим образом(рис. 13):</w:t>
+      </w:r>
+    </w:p>
+    <w:bookmarkStart w:id="75" w:name="fig:013"/>
+    <w:p>
+      <w:pPr>
+        <w:pStyle w:val="CaptionedFigure"/>
+      </w:pPr>
+      <w:r>
+        <w:drawing>
+          <wp:inline>
+            <wp:extent cx="3733800" cy="2142490"/>
+            <wp:effectExtent b="0" l="0" r="0" t="0"/>
+            <wp:docPr descr="Рис. 13: Функция Observer монитора Queue Delay Real" title="" id="73" name="Picture"/>
+            <a:graphic>
+              <a:graphicData uri="http://schemas.openxmlformats.org/drawingml/2006/picture">
+                <pic:pic>
+                  <pic:nvPicPr>
+                    <pic:cNvPr descr="image/13.png" id="74" name="Picture"/>
+                    <pic:cNvPicPr>
+                      <a:picLocks noChangeArrowheads="1" noChangeAspect="1"/>
+                    </pic:cNvPicPr>
+                  </pic:nvPicPr>
+                  <pic:blipFill>
+                    <a:blip r:embed="rId72"/>
+                    <a:stretch>
+                      <a:fillRect/>
+                    </a:stretch>
+                  </pic:blipFill>
+                  <pic:spPr bwMode="auto">
+                    <a:xfrm>
+                      <a:off x="0" y="0"/>
+                      <a:ext cx="3733800" cy="2142490"/>
+                    </a:xfrm>
+                    <a:prstGeom prst="rect">
+                      <a:avLst/>
+                    </a:prstGeom>
+                    <a:noFill/>
+                    <a:ln w="9525">
+                      <a:noFill/>
+                      <a:headEnd/>
+                      <a:tailEnd/>
+                    </a:ln>
+                  </pic:spPr>
+                </pic:pic>
+              </a:graphicData>
+            </a:graphic>
+          </wp:inline>
+        </w:drawing>
+      </w:r>
+    </w:p>
+    <w:p>
+      <w:pPr>
+        <w:pStyle w:val="ImageCaption"/>
+      </w:pPr>
+      <w:r>
+        <w:t xml:space="preserve">Рис. 13: Функция Observer монитора Queue Delay Real</w:t>
+      </w:r>
+    </w:p>
+    <w:bookmarkEnd w:id="75"/>
+    <w:p>
+      <w:pPr>
+        <w:pStyle w:val="BodyText"/>
+      </w:pPr>
+      <w:r>
+        <w:t xml:space="preserve">По сравнению с предыдущим описанием функции добавлено преобразование значения функции из целого в действительное, при этом obsBindElem _ принимает значение ~1.0. После запуска программы на выполнение в каталоге с кодом программы появится файл Queue_Delay_Real.log с содержимым, аналогичным содержимому файла Queue_Delay.log, но значения задержки имеют действительный тип (рис. 14):</w:t>
+      </w:r>
+    </w:p>
+    <w:bookmarkStart w:id="79" w:name="fig:014"/>
+    <w:p>
+      <w:pPr>
+        <w:pStyle w:val="CaptionedFigure"/>
+      </w:pPr>
+      <w:r>
+        <w:drawing>
+          <wp:inline>
+            <wp:extent cx="3733800" cy="2142490"/>
+            <wp:effectExtent b="0" l="0" r="0" t="0"/>
+            <wp:docPr descr="Рис. 14: Содержимое Queue_Delay_Real.log" title="" id="77" name="Picture"/>
+            <a:graphic>
+              <a:graphicData uri="http://schemas.openxmlformats.org/drawingml/2006/picture">
+                <pic:pic>
+                  <pic:nvPicPr>
+                    <pic:cNvPr descr="image/14.png" id="78" name="Picture"/>
+                    <pic:cNvPicPr>
+                      <a:picLocks noChangeArrowheads="1" noChangeAspect="1"/>
+                    </pic:cNvPicPr>
+                  </pic:nvPicPr>
+                  <pic:blipFill>
+                    <a:blip r:embed="rId76"/>
+                    <a:stretch>
+                      <a:fillRect/>
+                    </a:stretch>
+                  </pic:blipFill>
+                  <pic:spPr bwMode="auto">
+                    <a:xfrm>
+                      <a:off x="0" y="0"/>
+                      <a:ext cx="3733800" cy="2142490"/>
+                    </a:xfrm>
+                    <a:prstGeom prst="rect">
+                      <a:avLst/>
+                    </a:prstGeom>
+                    <a:noFill/>
+                    <a:ln w="9525">
+                      <a:noFill/>
+                      <a:headEnd/>
+                      <a:tailEnd/>
+                    </a:ln>
+                  </pic:spPr>
+                </pic:pic>
+              </a:graphicData>
+            </a:graphic>
+          </wp:inline>
+        </w:drawing>
+      </w:r>
+    </w:p>
+    <w:p>
+      <w:pPr>
+        <w:pStyle w:val="ImageCaption"/>
+      </w:pPr>
+      <w:r>
+        <w:t xml:space="preserve">Рис. 14: Содержимое Queue_Delay_Real.log</w:t>
+      </w:r>
+    </w:p>
+    <w:bookmarkEnd w:id="79"/>
+    <w:p>
+      <w:pPr>
+        <w:pStyle w:val="BodyText"/>
+      </w:pPr>
+      <w:r>
+        <w:t xml:space="preserve">Посчитаем, сколько раз задержка превысила заданное значение. С помощью палитры Monitoring выбираем Data Call и устанавливаем на переходе Start. Монитор называем Long Delay Time.</w:t>
+      </w:r>
+      <w:r>
+        <w:t xml:space="preserve"> </w:t>
+      </w:r>
+      <w:r>
+        <w:t xml:space="preserve">Функцию Observer изменим следующим образом (рис. 15):</w:t>
+      </w:r>
+    </w:p>
+    <w:bookmarkStart w:id="83" w:name="fig:015"/>
+    <w:p>
+      <w:pPr>
+        <w:pStyle w:val="CaptionedFigure"/>
+      </w:pPr>
+      <w:r>
+        <w:drawing>
+          <wp:inline>
+            <wp:extent cx="3733800" cy="2142490"/>
+            <wp:effectExtent b="0" l="0" r="0" t="0"/>
+            <wp:docPr descr="Рис. 15: Функция Observer монитора Long Delay Time" title="" id="81" name="Picture"/>
+            <a:graphic>
+              <a:graphicData uri="http://schemas.openxmlformats.org/drawingml/2006/picture">
+                <pic:pic>
+                  <pic:nvPicPr>
+                    <pic:cNvPr descr="image/15.png" id="82" name="Picture"/>
+                    <pic:cNvPicPr>
+                      <a:picLocks noChangeArrowheads="1" noChangeAspect="1"/>
+                    </pic:cNvPicPr>
+                  </pic:nvPicPr>
+                  <pic:blipFill>
+                    <a:blip r:embed="rId80"/>
+                    <a:stretch>
+                      <a:fillRect/>
+                    </a:stretch>
+                  </pic:blipFill>
+                  <pic:spPr bwMode="auto">
+                    <a:xfrm>
+                      <a:off x="0" y="0"/>
+                      <a:ext cx="3733800" cy="2142490"/>
+                    </a:xfrm>
+                    <a:prstGeom prst="rect">
+                      <a:avLst/>
+                    </a:prstGeom>
+                    <a:noFill/>
+                    <a:ln w="9525">
+                      <a:noFill/>
+                      <a:headEnd/>
+                      <a:tailEnd/>
+                    </a:ln>
+                  </pic:spPr>
+                </pic:pic>
+              </a:graphicData>
+            </a:graphic>
+          </wp:inline>
+        </w:drawing>
+      </w:r>
+    </w:p>
+    <w:p>
+      <w:pPr>
+        <w:pStyle w:val="ImageCaption"/>
+      </w:pPr>
+      <w:r>
+        <w:t xml:space="preserve">Рис. 15: Функция Observer монитора Long Delay Time</w:t>
+      </w:r>
+    </w:p>
+    <w:bookmarkEnd w:id="83"/>
+    <w:p>
+      <w:pPr>
+        <w:pStyle w:val="BodyText"/>
+      </w:pPr>
+      <w:r>
+        <w:t xml:space="preserve">При этом необходимо в декларациях задать глобальную переменную</w:t>
+      </w:r>
+      <w:r>
+        <w:t xml:space="preserve"> </w:t>
+      </w:r>
+      <w:r>
+        <w:t xml:space="preserve">(в форме ссылки на число 200): longdelaytime (рис. 16).</w:t>
+      </w:r>
+    </w:p>
+    <w:bookmarkStart w:id="87" w:name="fig:016"/>
+    <w:p>
+      <w:pPr>
+        <w:pStyle w:val="CaptionedFigure"/>
+      </w:pPr>
+      <w:r>
+        <w:drawing>
+          <wp:inline>
+            <wp:extent cx="3733800" cy="2142490"/>
+            <wp:effectExtent b="0" l="0" r="0" t="0"/>
+            <wp:docPr descr="Рис. 16: Определение longdelaytime в декларациях" title="" id="85" name="Picture"/>
+            <a:graphic>
+              <a:graphicData uri="http://schemas.openxmlformats.org/drawingml/2006/picture">
+                <pic:pic>
+                  <pic:nvPicPr>
+                    <pic:cNvPr descr="image/16.png" id="86" name="Picture"/>
+                    <pic:cNvPicPr>
+                      <a:picLocks noChangeArrowheads="1" noChangeAspect="1"/>
+                    </pic:cNvPicPr>
+                  </pic:nvPicPr>
+                  <pic:blipFill>
+                    <a:blip r:embed="rId84"/>
+                    <a:stretch>
+                      <a:fillRect/>
+                    </a:stretch>
+                  </pic:blipFill>
+                  <pic:spPr bwMode="auto">
+                    <a:xfrm>
+                      <a:off x="0" y="0"/>
+                      <a:ext cx="3733800" cy="2142490"/>
+                    </a:xfrm>
+                    <a:prstGeom prst="rect">
+                      <a:avLst/>
+                    </a:prstGeom>
+                    <a:noFill/>
+                    <a:ln w="9525">
+                      <a:noFill/>
+                      <a:headEnd/>
+                      <a:tailEnd/>
+                    </a:ln>
+                  </pic:spPr>
+                </pic:pic>
+              </a:graphicData>
+            </a:graphic>
+          </wp:inline>
+        </w:drawing>
+      </w:r>
+    </w:p>
+    <w:p>
+      <w:pPr>
+        <w:pStyle w:val="ImageCaption"/>
+      </w:pPr>
+      <w:r>
+        <w:t xml:space="preserve">Рис. 16: Определение longdelaytime в декларациях</w:t>
+      </w:r>
+    </w:p>
+    <w:bookmarkEnd w:id="87"/>
+    <w:p>
+      <w:pPr>
+        <w:pStyle w:val="BodyText"/>
+      </w:pPr>
+      <w:r>
+        <w:t xml:space="preserve">После запуска программы на выполнение в каталоге с кодом программы появится файл Long_Delay_Time.log (рис. 17)</w:t>
+      </w:r>
+    </w:p>
+    <w:bookmarkStart w:id="91" w:name="fig:017"/>
+    <w:p>
+      <w:pPr>
+        <w:pStyle w:val="CaptionedFigure"/>
+      </w:pPr>
+      <w:r>
+        <w:drawing>
+          <wp:inline>
+            <wp:extent cx="3733800" cy="2142490"/>
+            <wp:effectExtent b="0" l="0" r="0" t="0"/>
+            <wp:docPr descr="Рис. 17: Содержимое Long_Delay_Time.log" title="" id="89" name="Picture"/>
+            <a:graphic>
+              <a:graphicData uri="http://schemas.openxmlformats.org/drawingml/2006/picture">
+                <pic:pic>
+                  <pic:nvPicPr>
+                    <pic:cNvPr descr="image/17.png" id="90" name="Picture"/>
+                    <pic:cNvPicPr>
+                      <a:picLocks noChangeArrowheads="1" noChangeAspect="1"/>
+                    </pic:cNvPicPr>
+                  </pic:nvPicPr>
+                  <pic:blipFill>
+                    <a:blip r:embed="rId88"/>
+                    <a:stretch>
+                      <a:fillRect/>
+                    </a:stretch>
+                  </pic:blipFill>
+                  <pic:spPr bwMode="auto">
+                    <a:xfrm>
+                      <a:off x="0" y="0"/>
+                      <a:ext cx="3733800" cy="2142490"/>
+                    </a:xfrm>
+                    <a:prstGeom prst="rect">
+                      <a:avLst/>
+                    </a:prstGeom>
+                    <a:noFill/>
+                    <a:ln w="9525">
+                      <a:noFill/>
+                      <a:headEnd/>
+                      <a:tailEnd/>
+                    </a:ln>
+                  </pic:spPr>
+                </pic:pic>
+              </a:graphicData>
+            </a:graphic>
+          </wp:inline>
+        </w:drawing>
+      </w:r>
+    </w:p>
+    <w:p>
+      <w:pPr>
+        <w:pStyle w:val="ImageCaption"/>
+      </w:pPr>
+      <w:r>
+        <w:t xml:space="preserve">Рис. 17: Содержимое Long_Delay_Time.log</w:t>
+      </w:r>
+    </w:p>
+    <w:bookmarkEnd w:id="91"/>
+    <w:p>
+      <w:pPr>
+        <w:pStyle w:val="BodyText"/>
+      </w:pPr>
+      <w:r>
+        <w:t xml:space="preserve">С помощью gnuplot можно построить график (рис. 18):</w:t>
+      </w:r>
+    </w:p>
+    <w:p>
+      <w:pPr>
+        <w:pStyle w:val="SourceCode"/>
+      </w:pPr>
+      <w:r>
+        <w:rPr>
+          <w:rStyle w:val="VerbatimChar"/>
+        </w:rPr>
+        <w:t xml:space="preserve">#!/usr/bin/gnuplot -persist</w:t>
+      </w:r>
+      <w:r>
+        <w:br/>
+      </w:r>
+      <w:r>
+        <w:rPr>
+          <w:rStyle w:val="VerbatimChar"/>
+        </w:rPr>
+        <w:t xml:space="preserve"># задаём текстовую кодировку,</w:t>
+      </w:r>
+      <w:r>
+        <w:br/>
+      </w:r>
+      <w:r>
+        <w:rPr>
+          <w:rStyle w:val="VerbatimChar"/>
+        </w:rPr>
+        <w:t xml:space="preserve"># тип терминала, тип и размер шрифта</w:t>
+      </w:r>
+      <w:r>
+        <w:br/>
+      </w:r>
+      <w:r>
+        <w:br/>
+      </w:r>
+      <w:r>
+        <w:rPr>
+          <w:rStyle w:val="VerbatimChar"/>
+        </w:rPr>
+        <w:t xml:space="preserve">set encoding utf8</w:t>
+      </w:r>
+      <w:r>
+        <w:br/>
+      </w:r>
+      <w:r>
+        <w:rPr>
+          <w:rStyle w:val="VerbatimChar"/>
+        </w:rPr>
+        <w:t xml:space="preserve">set term pngcairo font "Helvetica,9"</w:t>
+      </w:r>
+      <w:r>
+        <w:br/>
+      </w:r>
+      <w:r>
+        <w:br/>
+      </w:r>
+      <w:r>
+        <w:rPr>
+          <w:rStyle w:val="VerbatimChar"/>
+        </w:rPr>
+        <w:t xml:space="preserve"># задаём выходной файл графика</w:t>
+      </w:r>
+      <w:r>
+        <w:br/>
+      </w:r>
+      <w:r>
+        <w:rPr>
+          <w:rStyle w:val="VerbatimChar"/>
+        </w:rPr>
+        <w:t xml:space="preserve">set out 'window_1.png'</w:t>
+      </w:r>
+      <w:r>
+        <w:br/>
+      </w:r>
+      <w:r>
+        <w:rPr>
+          <w:rStyle w:val="VerbatimChar"/>
+        </w:rPr>
+        <w:t xml:space="preserve">set style line 2</w:t>
+      </w:r>
+      <w:r>
+        <w:br/>
+      </w:r>
+      <w:r>
+        <w:rPr>
+          <w:rStyle w:val="VerbatimChar"/>
+        </w:rPr>
+        <w:t xml:space="preserve">plot [0:] [0:1.2] "Long_Delay_Time.log" using ($4):($1) with lines</w:t>
+      </w:r>
+    </w:p>
+    <w:bookmarkStart w:id="95" w:name="fig:018"/>
+    <w:p>
+      <w:pPr>
+        <w:pStyle w:val="CaptionedFigure"/>
+      </w:pPr>
+      <w:r>
+        <w:drawing>
+          <wp:inline>
+            <wp:extent cx="3733800" cy="2331638"/>
+            <wp:effectExtent b="0" l="0" r="0" t="0"/>
+            <wp:docPr descr="Рис. 18: Периоды времени, когда значения задержки в очереди превышали заданное значение" title="" id="93" name="Picture"/>
+            <a:graphic>
+              <a:graphicData uri="http://schemas.openxmlformats.org/drawingml/2006/picture">
+                <pic:pic>
+                  <pic:nvPicPr>
+                    <pic:cNvPr descr="image/18.png" id="94" name="Picture"/>
+                    <pic:cNvPicPr>
+                      <a:picLocks noChangeArrowheads="1" noChangeAspect="1"/>
+                    </pic:cNvPicPr>
+                  </pic:nvPicPr>
+                  <pic:blipFill>
+                    <a:blip r:embed="rId92"/>
+                    <a:stretch>
+                      <a:fillRect/>
+                    </a:stretch>
+                  </pic:blipFill>
+                  <pic:spPr bwMode="auto">
+                    <a:xfrm>
+                      <a:off x="0" y="0"/>
+                      <a:ext cx="3733800" cy="2331638"/>
+                    </a:xfrm>
+                    <a:prstGeom prst="rect">
+                      <a:avLst/>
+                    </a:prstGeom>
+                    <a:noFill/>
+                    <a:ln w="9525">
+                      <a:noFill/>
+                      <a:headEnd/>
+                      <a:tailEnd/>
+                    </a:ln>
+                  </pic:spPr>
+                </pic:pic>
+              </a:graphicData>
+            </a:graphic>
+          </wp:inline>
+        </w:drawing>
+      </w:r>
+    </w:p>
+    <w:p>
+      <w:pPr>
+        <w:pStyle w:val="ImageCaption"/>
+      </w:pPr>
+      <w:r>
+        <w:t xml:space="preserve">Рис. 18: Периоды времени, когда значения задержки в очереди превышали заданное значение</w:t>
+      </w:r>
+    </w:p>
+    <w:bookmarkEnd w:id="95"/>
+    <w:bookmarkEnd w:id="96"/>
+    <w:bookmarkEnd w:id="97"/>
+    <w:bookmarkStart w:id="98" w:name="выводы"/>
     <w:p>
       <w:pPr>
         <w:pStyle w:val="Heading1"/>
@@ -2168,7 +3456,7 @@
         <w:t xml:space="preserve">в CPN Tools.</w:t>
       </w:r>
     </w:p>
-    <w:bookmarkEnd w:id="75"/>
+    <w:bookmarkEnd w:id="98"/>
     <w:sectPr>
       <w:footnotePr>
         <w:numRestart w:val="eachSect"/>
@@ -2198,25 +3486,6 @@
       </w:r>
     </w:p>
   </w:footnote>
-  <w:footnote w:id="31">
-    <w:p>
-      <w:pPr>
-        <w:pStyle w:val="FootnoteText"/>
-      </w:pPr>
-      <w:r>
-        <w:rPr>
-          <w:rStyle w:val="FootnoteReference"/>
-        </w:rPr>
-        <w:footnoteRef/>
-      </w:r>
-      <w:r>
-        <w:t xml:space="preserve"> </w:t>
-      </w:r>
-      <w:r>
-        <w:t xml:space="preserve">job</w:t>
-      </w:r>
-    </w:p>
-  </w:footnote>
 </w:footnotes>
 </file>
 
@@ -2381,6 +3650,109 @@
       <w:pPr>
         <w:ind w:left="6480" w:hanging="360"/>
       </w:pPr>
+    </w:lvl>
+  </w:abstractNum>
+  <w:abstractNum w:abstractNumId="991">
+    <w:nsid w:val="0000A991"/>
+    <w:multiLevelType w:val="multilevel"/>
+    <w:lvl w:ilvl="0">
+      <w:numFmt w:val="bullet"/>
+      <w:lvlText w:val=""/>
+      <w:lvlJc w:val="left"/>
+      <w:pPr>
+        <w:ind w:left="720" w:hanging="360"/>
+      </w:pPr>
+      <w:rPr>
+        <w:rFonts w:ascii="Symbol" w:hAnsi="Symbol" w:cs="Symbol" w:hint="default"/>
+      </w:rPr>
+    </w:lvl>
+    <w:lvl w:ilvl="1">
+      <w:numFmt w:val="bullet"/>
+      <w:lvlText w:val="o"/>
+      <w:lvlJc w:val="left"/>
+      <w:pPr>
+        <w:ind w:left="1440" w:hanging="360"/>
+      </w:pPr>
+      <w:rPr>
+        <w:rFonts w:ascii="Courier New" w:hAnsi="Courier New" w:cs="Courier New" w:hint="default"/>
+      </w:rPr>
+    </w:lvl>
+    <w:lvl w:ilvl="2">
+      <w:numFmt w:val="bullet"/>
+      <w:lvlText w:val=""/>
+      <w:lvlJc w:val="left"/>
+      <w:pPr>
+        <w:ind w:left="2160" w:hanging="360"/>
+      </w:pPr>
+      <w:rPr>
+        <w:rFonts w:ascii="Wingdings" w:hAnsi="Wingdings" w:cs="Wingdings" w:hint="default"/>
+      </w:rPr>
+    </w:lvl>
+    <w:lvl w:ilvl="3">
+      <w:numFmt w:val="bullet"/>
+      <w:lvlText w:val=""/>
+      <w:lvlJc w:val="left"/>
+      <w:pPr>
+        <w:ind w:left="2880" w:hanging="360"/>
+      </w:pPr>
+      <w:rPr>
+        <w:rFonts w:ascii="Symbol" w:hAnsi="Symbol" w:cs="Symbol" w:hint="default"/>
+      </w:rPr>
+    </w:lvl>
+    <w:lvl w:ilvl="4">
+      <w:numFmt w:val="bullet"/>
+      <w:lvlText w:val="o"/>
+      <w:lvlJc w:val="left"/>
+      <w:pPr>
+        <w:ind w:left="3600" w:hanging="360"/>
+      </w:pPr>
+      <w:rPr>
+        <w:rFonts w:ascii="Courier New" w:hAnsi="Courier New" w:cs="Courier New" w:hint="default"/>
+      </w:rPr>
+    </w:lvl>
+    <w:lvl w:ilvl="5">
+      <w:numFmt w:val="bullet"/>
+      <w:lvlText w:val=""/>
+      <w:lvlJc w:val="left"/>
+      <w:pPr>
+        <w:ind w:left="4320" w:hanging="360"/>
+      </w:pPr>
+      <w:rPr>
+        <w:rFonts w:ascii="Wingdings" w:hAnsi="Wingdings" w:cs="Wingdings" w:hint="default"/>
+      </w:rPr>
+    </w:lvl>
+    <w:lvl w:ilvl="6">
+      <w:numFmt w:val="bullet"/>
+      <w:lvlText w:val=""/>
+      <w:lvlJc w:val="left"/>
+      <w:pPr>
+        <w:ind w:left="5040" w:hanging="360"/>
+      </w:pPr>
+      <w:rPr>
+        <w:rFonts w:ascii="Symbol" w:hAnsi="Symbol" w:cs="Symbol" w:hint="default"/>
+      </w:rPr>
+    </w:lvl>
+    <w:lvl w:ilvl="7">
+      <w:numFmt w:val="bullet"/>
+      <w:lvlText w:val="o"/>
+      <w:lvlJc w:val="left"/>
+      <w:pPr>
+        <w:ind w:left="5760" w:hanging="360"/>
+      </w:pPr>
+      <w:rPr>
+        <w:rFonts w:ascii="Courier New" w:hAnsi="Courier New" w:cs="Courier New" w:hint="default"/>
+      </w:rPr>
+    </w:lvl>
+    <w:lvl w:ilvl="8">
+      <w:numFmt w:val="bullet"/>
+      <w:lvlText w:val=""/>
+      <w:lvlJc w:val="left"/>
+      <w:pPr>
+        <w:ind w:left="6480" w:hanging="360"/>
+      </w:pPr>
+      <w:rPr>
+        <w:rFonts w:ascii="Wingdings" w:hAnsi="Wingdings" w:cs="Wingdings" w:hint="default"/>
+      </w:rPr>
     </w:lvl>
   </w:abstractNum>
   <w:num w:numId="1000">
@@ -2415,6 +3787,24 @@
     <w:lvlOverride w:ilvl="8">
       <w:startOverride w:val="1"/>
     </w:lvlOverride>
+  </w:num>
+  <w:num w:numId="1002">
+    <w:abstractNumId w:val="991"/>
+  </w:num>
+  <w:num w:numId="1003">
+    <w:abstractNumId w:val="991"/>
+  </w:num>
+  <w:num w:numId="1004">
+    <w:abstractNumId w:val="991"/>
+  </w:num>
+  <w:num w:numId="1005">
+    <w:abstractNumId w:val="991"/>
+  </w:num>
+  <w:num w:numId="1006">
+    <w:abstractNumId w:val="991"/>
+  </w:num>
+  <w:num w:numId="1007">
+    <w:abstractNumId w:val="991"/>
   </w:num>
 </w:numbering>
 </file>
